--- a/docs/week-8/cen429-week-8-ders-notu.en.docx
+++ b/docs/week-8/cen429-week-8-ders-notu.en.docx
@@ -2,7 +2,7 @@
 <file path=word/document.xml><?xml version="1.0" encoding="utf-8"?>
 <w:document xmlns:w="http://schemas.openxmlformats.org/wordprocessingml/2006/main" xmlns:m="http://schemas.openxmlformats.org/officeDocument/2006/math" xmlns:r="http://schemas.openxmlformats.org/officeDocument/2006/relationships" xmlns:o="urn:schemas-microsoft-com:office:office" xmlns:v="urn:schemas-microsoft-com:vml" xmlns:w10="urn:schemas-microsoft-com:office:word" xmlns:a="http://schemas.openxmlformats.org/drawingml/2006/main" xmlns:pic="http://schemas.openxmlformats.org/drawingml/2006/picture" xmlns:wp="http://schemas.openxmlformats.org/drawingml/2006/wordprocessingDrawing">
   <w:body>
-    <w:bookmarkStart w:id="27" w:name="hafta-8-ara-sınav-haftası-quiz-1"/>
+    <w:bookmarkStart w:id="39" w:name="hafta-8-ara-sınav-haftası-quiz-1"/>
     <w:p>
       <w:pPr>
         <w:pStyle w:val="Heading1"/>
@@ -279,7 +279,7 @@
         </w:pict>
       </w:r>
     </w:p>
-    <w:bookmarkStart w:id="20" w:name="konu-haritası-16.-haftalar"/>
+    <w:bookmarkStart w:id="23" w:name="konu-haritası-16.-haftalar"/>
     <w:p>
       <w:pPr>
         <w:pStyle w:val="Heading2"/>
@@ -700,14 +700,61 @@
       </w:tr>
     </w:tbl>
     <w:p>
+      <w:pPr>
+        <w:pStyle w:val="BodyText"/>
+      </w:pPr>
+      <w:r>
+        <w:drawing>
+          <wp:inline>
+            <wp:extent cx="5759999" cy="2888214"/>
+            <wp:effectExtent b="0" l="0" r="0" t="0"/>
+            <wp:docPr descr="Quiz-1 kapsamı" title="" id="21" name="Picture"/>
+            <a:graphic>
+              <a:graphicData uri="http://schemas.openxmlformats.org/drawingml/2006/picture">
+                <pic:pic>
+                  <pic:nvPicPr>
+                    <pic:cNvPr descr="h08-01-kapsam.png" id="22" name="Picture"/>
+                    <pic:cNvPicPr>
+                      <a:picLocks noChangeArrowheads="1" noChangeAspect="1"/>
+                    </pic:cNvPicPr>
+                  </pic:nvPicPr>
+                  <pic:blipFill>
+                    <a:blip r:embed="rId20"/>
+                    <a:stretch>
+                      <a:fillRect/>
+                    </a:stretch>
+                  </pic:blipFill>
+                  <pic:spPr bwMode="auto">
+                    <a:xfrm>
+                      <a:off x="0" y="0"/>
+                      <a:ext cx="5759999" cy="2888214"/>
+                    </a:xfrm>
+                    <a:prstGeom prst="rect">
+                      <a:avLst/>
+                    </a:prstGeom>
+                    <a:noFill/>
+                    <a:ln w="9525">
+                      <a:noFill/>
+                      <a:headEnd/>
+                      <a:tailEnd/>
+                    </a:ln>
+                  </pic:spPr>
+                </pic:pic>
+              </a:graphicData>
+            </a:graphic>
+          </wp:inline>
+        </w:drawing>
+      </w:r>
+    </w:p>
+    <w:p>
       <w:r>
         <w:pict>
           <v:rect style="width:0;height:1.5pt" o:hralign="center" o:hrstd="t" o:hr="t"/>
         </w:pict>
       </w:r>
     </w:p>
-    <w:bookmarkEnd w:id="20"/>
-    <w:bookmarkStart w:id="21" w:name="sık-karıştırılan-kavramlar"/>
+    <w:bookmarkEnd w:id="23"/>
+    <w:bookmarkStart w:id="27" w:name="sık-karıştırılan-kavramlar"/>
     <w:p>
       <w:pPr>
         <w:pStyle w:val="Heading2"/>
@@ -1709,14 +1756,61 @@
       </w:tr>
     </w:tbl>
     <w:p>
+      <w:pPr>
+        <w:pStyle w:val="BodyText"/>
+      </w:pPr>
+      <w:r>
+        <w:drawing>
+          <wp:inline>
+            <wp:extent cx="5759999" cy="2283460"/>
+            <wp:effectExtent b="0" l="0" r="0" t="0"/>
+            <wp:docPr descr="Quiz-1 soru tipleri" title="" id="25" name="Picture"/>
+            <a:graphic>
+              <a:graphicData uri="http://schemas.openxmlformats.org/drawingml/2006/picture">
+                <pic:pic>
+                  <pic:nvPicPr>
+                    <pic:cNvPr descr="h08-02-soru-tipleri.png" id="26" name="Picture"/>
+                    <pic:cNvPicPr>
+                      <a:picLocks noChangeArrowheads="1" noChangeAspect="1"/>
+                    </pic:cNvPicPr>
+                  </pic:nvPicPr>
+                  <pic:blipFill>
+                    <a:blip r:embed="rId24"/>
+                    <a:stretch>
+                      <a:fillRect/>
+                    </a:stretch>
+                  </pic:blipFill>
+                  <pic:spPr bwMode="auto">
+                    <a:xfrm>
+                      <a:off x="0" y="0"/>
+                      <a:ext cx="5759999" cy="2283460"/>
+                    </a:xfrm>
+                    <a:prstGeom prst="rect">
+                      <a:avLst/>
+                    </a:prstGeom>
+                    <a:noFill/>
+                    <a:ln w="9525">
+                      <a:noFill/>
+                      <a:headEnd/>
+                      <a:tailEnd/>
+                    </a:ln>
+                  </pic:spPr>
+                </pic:pic>
+              </a:graphicData>
+            </a:graphic>
+          </wp:inline>
+        </w:drawing>
+      </w:r>
+    </w:p>
+    <w:p>
       <w:r>
         <w:pict>
           <v:rect style="width:0;height:1.5pt" o:hralign="center" o:hrstd="t" o:hr="t"/>
         </w:pict>
       </w:r>
     </w:p>
-    <w:bookmarkEnd w:id="21"/>
-    <w:bookmarkStart w:id="22" w:name="bir-haftalık-çalışma-planı"/>
+    <w:bookmarkEnd w:id="27"/>
+    <w:bookmarkStart w:id="31" w:name="bir-haftalık-çalışma-planı"/>
     <w:p>
       <w:pPr>
         <w:pStyle w:val="Heading2"/>
@@ -2022,14 +2116,61 @@
       </w:tr>
     </w:tbl>
     <w:p>
+      <w:pPr>
+        <w:pStyle w:val="BodyText"/>
+      </w:pPr>
+      <w:r>
+        <w:drawing>
+          <wp:inline>
+            <wp:extent cx="5759999" cy="2280342"/>
+            <wp:effectExtent b="0" l="0" r="0" t="0"/>
+            <wp:docPr descr="Vize notu hesabı" title="" id="29" name="Picture"/>
+            <a:graphic>
+              <a:graphicData uri="http://schemas.openxmlformats.org/drawingml/2006/picture">
+                <pic:pic>
+                  <pic:nvPicPr>
+                    <pic:cNvPr descr="h08-03-vize-hesabi.png" id="30" name="Picture"/>
+                    <pic:cNvPicPr>
+                      <a:picLocks noChangeArrowheads="1" noChangeAspect="1"/>
+                    </pic:cNvPicPr>
+                  </pic:nvPicPr>
+                  <pic:blipFill>
+                    <a:blip r:embed="rId28"/>
+                    <a:stretch>
+                      <a:fillRect/>
+                    </a:stretch>
+                  </pic:blipFill>
+                  <pic:spPr bwMode="auto">
+                    <a:xfrm>
+                      <a:off x="0" y="0"/>
+                      <a:ext cx="5759999" cy="2280342"/>
+                    </a:xfrm>
+                    <a:prstGeom prst="rect">
+                      <a:avLst/>
+                    </a:prstGeom>
+                    <a:noFill/>
+                    <a:ln w="9525">
+                      <a:noFill/>
+                      <a:headEnd/>
+                      <a:tailEnd/>
+                    </a:ln>
+                  </pic:spPr>
+                </pic:pic>
+              </a:graphicData>
+            </a:graphic>
+          </wp:inline>
+        </w:drawing>
+      </w:r>
+    </w:p>
+    <w:p>
       <w:r>
         <w:pict>
           <v:rect style="width:0;height:1.5pt" o:hralign="center" o:hrstd="t" o:hr="t"/>
         </w:pict>
       </w:r>
     </w:p>
-    <w:bookmarkEnd w:id="22"/>
-    <w:bookmarkStart w:id="26" w:name="örnek-sorular"/>
+    <w:bookmarkEnd w:id="31"/>
+    <w:bookmarkStart w:id="38" w:name="örnek-sorular"/>
     <w:p>
       <w:pPr>
         <w:pStyle w:val="Heading2"/>
@@ -2062,7 +2203,54 @@
         <w:t xml:space="preserve">göstermek içindir.</w:t>
       </w:r>
     </w:p>
-    <w:bookmarkStart w:id="23" w:name="kavram"/>
+    <w:p>
+      <w:pPr>
+        <w:pStyle w:val="BodyText"/>
+      </w:pPr>
+      <w:r>
+        <w:drawing>
+          <wp:inline>
+            <wp:extent cx="5759999" cy="2748610"/>
+            <wp:effectExtent b="0" l="0" r="0" t="0"/>
+            <wp:docPr descr="Çalışma planı" title="" id="33" name="Picture"/>
+            <a:graphic>
+              <a:graphicData uri="http://schemas.openxmlformats.org/drawingml/2006/picture">
+                <pic:pic>
+                  <pic:nvPicPr>
+                    <pic:cNvPr descr="h08-04-calisma-plani.png" id="34" name="Picture"/>
+                    <pic:cNvPicPr>
+                      <a:picLocks noChangeArrowheads="1" noChangeAspect="1"/>
+                    </pic:cNvPicPr>
+                  </pic:nvPicPr>
+                  <pic:blipFill>
+                    <a:blip r:embed="rId32"/>
+                    <a:stretch>
+                      <a:fillRect/>
+                    </a:stretch>
+                  </pic:blipFill>
+                  <pic:spPr bwMode="auto">
+                    <a:xfrm>
+                      <a:off x="0" y="0"/>
+                      <a:ext cx="5759999" cy="2748610"/>
+                    </a:xfrm>
+                    <a:prstGeom prst="rect">
+                      <a:avLst/>
+                    </a:prstGeom>
+                    <a:noFill/>
+                    <a:ln w="9525">
+                      <a:noFill/>
+                      <a:headEnd/>
+                      <a:tailEnd/>
+                    </a:ln>
+                  </pic:spPr>
+                </pic:pic>
+              </a:graphicData>
+            </a:graphic>
+          </wp:inline>
+        </w:drawing>
+      </w:r>
+    </w:p>
+    <w:bookmarkStart w:id="35" w:name="kavram"/>
     <w:p>
       <w:pPr>
         <w:pStyle w:val="Heading3"/>
@@ -2317,8 +2505,8 @@
         <w:t xml:space="preserve">vermek. Hemen çökmek, saldırgana hangi denetimin tetiklendiğini gösterir.</w:t>
       </w:r>
     </w:p>
-    <w:bookmarkEnd w:id="23"/>
-    <w:bookmarkStart w:id="24" w:name="kod-okuma-hatayı-bulun"/>
+    <w:bookmarkEnd w:id="35"/>
+    <w:bookmarkStart w:id="36" w:name="kod-okuma-hatayı-bulun"/>
     <w:p>
       <w:pPr>
         <w:pStyle w:val="Heading3"/>
@@ -3710,8 +3898,8 @@
         <w:t xml:space="preserve">olarak yeniden fırlatılmalı).</w:t>
       </w:r>
     </w:p>
-    <w:bookmarkEnd w:id="24"/>
-    <w:bookmarkStart w:id="25" w:name="senaryo"/>
+    <w:bookmarkEnd w:id="36"/>
+    <w:bookmarkStart w:id="37" w:name="senaryo"/>
     <w:p>
       <w:pPr>
         <w:pStyle w:val="Heading3"/>
@@ -3987,9 +4175,9 @@
         <w:t xml:space="preserve">noktalı ve karşılıklı olmalı, tepki gecikmeli verilmeli.</w:t>
       </w:r>
     </w:p>
-    <w:bookmarkEnd w:id="25"/>
-    <w:bookmarkEnd w:id="26"/>
-    <w:bookmarkEnd w:id="27"/>
+    <w:bookmarkEnd w:id="37"/>
+    <w:bookmarkEnd w:id="38"/>
+    <w:bookmarkEnd w:id="39"/>
     <w:sectPr>
       <w:headerReference r:id="rId9" w:type="default"/>
       <w:footerReference r:id="rId10" w:type="default"/>

--- a/docs/week-8/cen429-week-8-ders-notu.en.docx
+++ b/docs/week-8/cen429-week-8-ders-notu.en.docx
@@ -2,13 +2,13 @@
 <file path=word/document.xml><?xml version="1.0" encoding="utf-8"?>
 <w:document xmlns:w="http://schemas.openxmlformats.org/wordprocessingml/2006/main" xmlns:m="http://schemas.openxmlformats.org/officeDocument/2006/math" xmlns:r="http://schemas.openxmlformats.org/officeDocument/2006/relationships" xmlns:o="urn:schemas-microsoft-com:office:office" xmlns:v="urn:schemas-microsoft-com:vml" xmlns:w10="urn:schemas-microsoft-com:office:word" xmlns:a="http://schemas.openxmlformats.org/drawingml/2006/main" xmlns:pic="http://schemas.openxmlformats.org/drawingml/2006/picture" xmlns:wp="http://schemas.openxmlformats.org/drawingml/2006/wordprocessingDrawing">
   <w:body>
-    <w:bookmarkStart w:id="39" w:name="hafta-8-ara-sınav-haftası-quiz-1"/>
+    <w:bookmarkStart w:id="39" w:name="week-8-midterm-exam-week-quiz-1"/>
     <w:p>
       <w:pPr>
         <w:pStyle w:val="Heading1"/>
       </w:pPr>
       <w:r>
-        <w:t xml:space="preserve">Hafta 8 — Ara Sınav Haftası: Quiz-1</w:t>
+        <w:t xml:space="preserve">Week 8 — Midterm Exam Week: Quiz-1</w:t>
       </w:r>
     </w:p>
     <w:tbl>
@@ -33,7 +33,7 @@
                 <w:b/>
                 <w:bCs/>
               </w:rPr>
-              <w:t xml:space="preserve">Tarih</w:t>
+              <w:t xml:space="preserve">Date</w:t>
             </w:r>
           </w:p>
         </w:tc>
@@ -61,18 +61,18 @@
                 <w:b/>
                 <w:bCs/>
               </w:rPr>
-              <w:t xml:space="preserve">Öğrenme çıktıları</w:t>
-            </w:r>
-          </w:p>
-        </w:tc>
-        <w:tc>
-          <w:tcPr/>
-          <w:p>
-            <w:pPr>
-              <w:pStyle w:val="Compact"/>
-            </w:pPr>
-            <w:r>
-              <w:t xml:space="preserve">ÖÇ.1, 2, 3</w:t>
+              <w:t xml:space="preserve">Learning outcomes</w:t>
+            </w:r>
+          </w:p>
+        </w:tc>
+        <w:tc>
+          <w:tcPr/>
+          <w:p>
+            <w:pPr>
+              <w:pStyle w:val="Compact"/>
+            </w:pPr>
+            <w:r>
+              <w:t xml:space="preserve">LO.1, 2, 3</w:t>
             </w:r>
           </w:p>
         </w:tc>
@@ -89,18 +89,18 @@
                 <w:b/>
                 <w:bCs/>
               </w:rPr>
-              <w:t xml:space="preserve">Süre</w:t>
-            </w:r>
-          </w:p>
-        </w:tc>
-        <w:tc>
-          <w:tcPr/>
-          <w:p>
-            <w:pPr>
-              <w:pStyle w:val="Compact"/>
-            </w:pPr>
-            <w:r>
-              <w:t xml:space="preserve">3 saat</w:t>
+              <w:t xml:space="preserve">Duration</w:t>
+            </w:r>
+          </w:p>
+        </w:tc>
+        <w:tc>
+          <w:tcPr/>
+          <w:p>
+            <w:pPr>
+              <w:pStyle w:val="Compact"/>
+            </w:pPr>
+            <w:r>
+              <w:t xml:space="preserve">3 hours</w:t>
             </w:r>
           </w:p>
         </w:tc>
@@ -115,19 +115,13 @@
           <w:b/>
           <w:bCs/>
         </w:rPr>
-        <w:t xml:space="preserve">Bu hafta ne oluyor?</w:t>
+        <w:t xml:space="preserve">What happens this week?</w:t>
       </w:r>
     </w:p>
     <w:p>
       <w:pPr>
         <w:pStyle w:val="BlockText"/>
       </w:pPr>
-      <w:r>
-        <w:t xml:space="preserve">Ara sınav haftasında</w:t>
-      </w:r>
-      <w:r>
-        <w:t xml:space="preserve"> </w:t>
-      </w:r>
       <w:r>
         <w:rPr>
           <w:b/>
@@ -139,7 +133,7 @@
         <w:t xml:space="preserve"> </w:t>
       </w:r>
       <w:r>
-        <w:t xml:space="preserve">yapılır. Kapsam</w:t>
+        <w:t xml:space="preserve">is held during the midterm exam week. The scope is the topics of</w:t>
       </w:r>
       <w:r>
         <w:t xml:space="preserve"> </w:t>
@@ -149,13 +143,10 @@
           <w:b/>
           <w:bCs/>
         </w:rPr>
-        <w:t xml:space="preserve">1–6. haftaların</w:t>
-      </w:r>
-      <w:r>
-        <w:t xml:space="preserve"> </w:t>
-      </w:r>
-      <w:r>
-        <w:t xml:space="preserve">konularıdır; Quiz-1 vize notunun</w:t>
+        <w:t xml:space="preserve">weeks 1–6</w:t>
+      </w:r>
+      <w:r>
+        <w:t xml:space="preserve">; Quiz-1 is</w:t>
       </w:r>
       <w:r>
         <w:t xml:space="preserve"> </w:t>
@@ -165,55 +156,42 @@
           <w:b/>
           <w:bCs/>
         </w:rPr>
-        <w:t xml:space="preserve">%40’ıdır</w:t>
-      </w:r>
-      <w:r>
-        <w:t xml:space="preserve"> </w:t>
-      </w:r>
-      <w:r>
-        <w:t xml:space="preserve">(</w:t>
-      </w:r>
-      <w:r>
-        <w:rPr>
-          <w:rStyle w:val="VerbatimChar"/>
-        </w:rPr>
-        <w:t xml:space="preserve">Not_Vize = 0,6·RAP1 + 0,4·QUIZ1</w:t>
-      </w:r>
-      <w:r>
-        <w:t xml:space="preserve">). Tarih, saat, yer, süre ve soru biçimi ders sınıfında duyurulur. Bu sayfa bir</w:t>
-      </w:r>
-      <w:r>
-        <w:t xml:space="preserve"> </w:t>
+        <w:t xml:space="preserve">40% of the</w:t>
       </w:r>
       <w:r>
         <w:rPr>
           <w:b/>
           <w:bCs/>
         </w:rPr>
-        <w:t xml:space="preserve">çalışma rehberidir</w:t>
-      </w:r>
-      <w:r>
-        <w:t xml:space="preserve">: konu haritası, sık karıştırılan kavramlar, bir haftalık çalışma planı ve cevaplı örnek sorular.</w:t>
-      </w:r>
-    </w:p>
-    <w:p>
-      <w:pPr>
-        <w:pStyle w:val="BlockText"/>
-      </w:pPr>
+        <w:t xml:space="preserve"> </w:t>
+      </w:r>
       <w:r>
         <w:rPr>
           <w:b/>
           <w:bCs/>
         </w:rPr>
-        <w:t xml:space="preserve">En verimli çalışma yolu</w:t>
-      </w:r>
-    </w:p>
-    <w:p>
-      <w:pPr>
-        <w:pStyle w:val="BlockText"/>
-      </w:pPr>
-      <w:r>
-        <w:t xml:space="preserve">Her haftanın sayfasının sonundaki</w:t>
+        <w:t xml:space="preserve">midterm grade</w:t>
+      </w:r>
+      <w:r>
+        <w:t xml:space="preserve"> </w:t>
+      </w:r>
+      <w:r>
+        <w:t xml:space="preserve">(</w:t>
+      </w:r>
+      <w:r>
+        <w:rPr>
+          <w:rStyle w:val="VerbatimChar"/>
+        </w:rPr>
+        <w:t xml:space="preserve">Grade_Midterm = 0.6·RAP1 + 0.4·QUIZ1</w:t>
+      </w:r>
+      <w:r>
+        <w:t xml:space="preserve">). The date, time, place, duration and question format are</w:t>
+      </w:r>
+      <w:r>
+        <w:t xml:space="preserve"> </w:t>
+      </w:r>
+      <w:r>
+        <w:t xml:space="preserve">announced in class. This page is a</w:t>
       </w:r>
       <w:r>
         <w:t xml:space="preserve"> </w:t>
@@ -223,53 +201,89 @@
           <w:b/>
           <w:bCs/>
         </w:rPr>
-        <w:t xml:space="preserve">“Kendini sınama”</w:t>
-      </w:r>
-      <w:r>
-        <w:t xml:space="preserve"> </w:t>
-      </w:r>
-      <w:r>
-        <w:t xml:space="preserve">sorularını cevaplara bakmadan cevaplayın, sonra kontrol edin.</w:t>
-      </w:r>
-      <w:r>
-        <w:t xml:space="preserve"> </w:t>
-      </w:r>
-      <w:r>
-        <w:t xml:space="preserve">Demoları bir kez daha çalıştırıp her adımda</w:t>
-      </w:r>
-      <w:r>
-        <w:t xml:space="preserve"> </w:t>
-      </w:r>
-      <w:r>
-        <w:t xml:space="preserve">“ne oldu, neden oldu, nasıl düzeltildi?”</w:t>
-      </w:r>
-      <w:r>
-        <w:t xml:space="preserve"> </w:t>
-      </w:r>
-      <w:r>
-        <w:t xml:space="preserve">sorusunu kendinize sorun.</w:t>
-      </w:r>
-      <w:r>
-        <w:t xml:space="preserve"> </w:t>
-      </w:r>
-      <w:r>
-        <w:t xml:space="preserve">Ezber değil,</w:t>
-      </w:r>
-      <w:r>
-        <w:t xml:space="preserve"> </w:t>
-      </w:r>
+        <w:t xml:space="preserve">study guide</w:t>
+      </w:r>
+      <w:r>
+        <w:t xml:space="preserve">: a topic map, commonly confused concepts, a one-week study</w:t>
+      </w:r>
+      <w:r>
+        <w:t xml:space="preserve"> </w:t>
+      </w:r>
+      <w:r>
+        <w:t xml:space="preserve">plan, and sample questions with answers.</w:t>
+      </w:r>
+    </w:p>
+    <w:p>
+      <w:pPr>
+        <w:pStyle w:val="BlockText"/>
+      </w:pPr>
       <w:r>
         <w:rPr>
           <w:b/>
           <w:bCs/>
         </w:rPr>
-        <w:t xml:space="preserve">neden</w:t>
-      </w:r>
-      <w:r>
-        <w:t xml:space="preserve"> </w:t>
-      </w:r>
-      <w:r>
-        <w:t xml:space="preserve">sorusu ölçülür.</w:t>
+        <w:t xml:space="preserve">The most effective way to study</w:t>
+      </w:r>
+    </w:p>
+    <w:p>
+      <w:pPr>
+        <w:pStyle w:val="BlockText"/>
+      </w:pPr>
+      <w:r>
+        <w:t xml:space="preserve">Answer each week’s</w:t>
+      </w:r>
+      <w:r>
+        <w:t xml:space="preserve"> </w:t>
+      </w:r>
+      <w:r>
+        <w:rPr>
+          <w:b/>
+          <w:bCs/>
+        </w:rPr>
+        <w:t xml:space="preserve">“Self-check”</w:t>
+      </w:r>
+      <w:r>
+        <w:t xml:space="preserve"> </w:t>
+      </w:r>
+      <w:r>
+        <w:t xml:space="preserve">questions at the end of its page without looking at the answers, then check</w:t>
+      </w:r>
+      <w:r>
+        <w:t xml:space="preserve"> </w:t>
+      </w:r>
+      <w:r>
+        <w:t xml:space="preserve">yourself. Run through the demos once more and ask yourself, for every step,</w:t>
+      </w:r>
+      <w:r>
+        <w:t xml:space="preserve"> </w:t>
+      </w:r>
+      <w:r>
+        <w:t xml:space="preserve">“what happened, why did it happen,</w:t>
+      </w:r>
+      <w:r>
+        <w:t xml:space="preserve"> </w:t>
+      </w:r>
+      <w:r>
+        <w:t xml:space="preserve">how was it fixed?”</w:t>
+      </w:r>
+      <w:r>
+        <w:t xml:space="preserve"> </w:t>
+      </w:r>
+      <w:r>
+        <w:t xml:space="preserve">What is measured is not memorization but the</w:t>
+      </w:r>
+      <w:r>
+        <w:t xml:space="preserve"> </w:t>
+      </w:r>
+      <w:r>
+        <w:rPr>
+          <w:b/>
+          <w:bCs/>
+        </w:rPr>
+        <w:t xml:space="preserve">why</w:t>
+      </w:r>
+      <w:r>
+        <w:t xml:space="preserve">.</w:t>
       </w:r>
     </w:p>
     <w:p>
@@ -279,13 +293,13 @@
         </w:pict>
       </w:r>
     </w:p>
-    <w:bookmarkStart w:id="23" w:name="konu-haritası-16.-haftalar"/>
+    <w:bookmarkStart w:id="23" w:name="topic-map-weeks-16"/>
     <w:p>
       <w:pPr>
         <w:pStyle w:val="Heading2"/>
       </w:pPr>
       <w:r>
-        <w:t xml:space="preserve">1. Konu haritası: 1–6. haftalar</w:t>
+        <w:t xml:space="preserve">1. Topic map: weeks 1–6</w:t>
       </w:r>
     </w:p>
     <w:tbl>
@@ -312,40 +326,40 @@
               <w:pStyle w:val="Compact"/>
             </w:pPr>
             <w:r>
-              <w:t xml:space="preserve">Hafta</w:t>
-            </w:r>
-          </w:p>
-        </w:tc>
-        <w:tc>
-          <w:tcPr/>
-          <w:p>
-            <w:pPr>
-              <w:pStyle w:val="Compact"/>
-            </w:pPr>
-            <w:r>
-              <w:t xml:space="preserve">Ana kavramlar</w:t>
-            </w:r>
-          </w:p>
-        </w:tc>
-        <w:tc>
-          <w:tcPr/>
-          <w:p>
-            <w:pPr>
-              <w:pStyle w:val="Compact"/>
-            </w:pPr>
-            <w:r>
-              <w:t xml:space="preserve">Demolar</w:t>
-            </w:r>
-          </w:p>
-        </w:tc>
-        <w:tc>
-          <w:tcPr/>
-          <w:p>
-            <w:pPr>
-              <w:pStyle w:val="Compact"/>
-            </w:pPr>
-            <w:r>
-              <w:t xml:space="preserve">Kitap</w:t>
+              <w:t xml:space="preserve">Week</w:t>
+            </w:r>
+          </w:p>
+        </w:tc>
+        <w:tc>
+          <w:tcPr/>
+          <w:p>
+            <w:pPr>
+              <w:pStyle w:val="Compact"/>
+            </w:pPr>
+            <w:r>
+              <w:t xml:space="preserve">Core concepts</w:t>
+            </w:r>
+          </w:p>
+        </w:tc>
+        <w:tc>
+          <w:tcPr/>
+          <w:p>
+            <w:pPr>
+              <w:pStyle w:val="Compact"/>
+            </w:pPr>
+            <w:r>
+              <w:t xml:space="preserve">Demos</w:t>
+            </w:r>
+          </w:p>
+        </w:tc>
+        <w:tc>
+          <w:tcPr/>
+          <w:p>
+            <w:pPr>
+              <w:pStyle w:val="Compact"/>
+            </w:pPr>
+            <w:r>
+              <w:t xml:space="preserve">Book</w:t>
             </w:r>
           </w:p>
         </w:tc>
@@ -368,29 +382,29 @@
               <w:t xml:space="preserve"> </w:t>
             </w:r>
             <w:r>
-              <w:t xml:space="preserve">Giriş ve koruma planı</w:t>
-            </w:r>
-          </w:p>
-        </w:tc>
-        <w:tc>
-          <w:tcPr/>
-          <w:p>
-            <w:pPr>
-              <w:pStyle w:val="Compact"/>
-            </w:pPr>
-            <w:r>
-              <w:t xml:space="preserve">CIA; varlık–tehdit–zafiyet–risk; saldırgan modelleri (beyaz kutu); Saltzer–Schroeder ilkeleri; yedi koruma katmanı; koruma planının 7 adımı; arayüz ve varlık tabloları (C/I/I+); STRIDE ve VAD; saldırı ağacı; risk = olasılık × etki; güvenli başlatma; bellek yönetimi hataları; güvenli silme; bölümleme; sürüm kimliği</w:t>
-            </w:r>
-          </w:p>
-        </w:tc>
-        <w:tc>
-          <w:tcPr/>
-          <w:p>
-            <w:pPr>
-              <w:pStyle w:val="Compact"/>
-            </w:pPr>
-            <w:r>
-              <w:t xml:space="preserve">PATH ile kandırma · bellekte kalan parola · taşmayla yetki yükseltme · işaretli uzunluk</w:t>
+              <w:t xml:space="preserve">Introduction and protection plan</w:t>
+            </w:r>
+          </w:p>
+        </w:tc>
+        <w:tc>
+          <w:tcPr/>
+          <w:p>
+            <w:pPr>
+              <w:pStyle w:val="Compact"/>
+            </w:pPr>
+            <w:r>
+              <w:t xml:space="preserve">CIA; asset–threat–vulnerability–risk; attacker models (white-box); Saltzer–Schroeder principles; the seven protection layers; the 7 steps of the protection plan; interface and asset tables (C/I/I+); STRIDE and DFD; attack tree; risk = likelihood × impact; secure startup; memory management errors; secure erasure; partitioning; version identity</w:t>
+            </w:r>
+          </w:p>
+        </w:tc>
+        <w:tc>
+          <w:tcPr/>
+          <w:p>
+            <w:pPr>
+              <w:pStyle w:val="Compact"/>
+            </w:pPr>
+            <w:r>
+              <w:t xml:space="preserve">PATH spoofing · password left in memory · privilege escalation via overflow · signed length</w:t>
             </w:r>
           </w:p>
         </w:tc>
@@ -424,29 +438,29 @@
               <w:t xml:space="preserve"> </w:t>
             </w:r>
             <w:r>
-              <w:t xml:space="preserve">Zararlı yazılım ve modeller</w:t>
-            </w:r>
-          </w:p>
-        </w:tc>
-        <w:tc>
-          <w:tcPr/>
-          <w:p>
-            <w:pPr>
-              <w:pStyle w:val="Compact"/>
-            </w:pPr>
-            <w:r>
-              <w:t xml:space="preserve">Virüs türleri, solucan, truva atı; salgın hızı; kural tabanlı tespit; bütünlük izleme; Bell–LaPadula, Biba, Clark–Wilson; Unix ve Windows erişim denetimi; RBAC; CWE, OWASP Top 10, CVE, CVSS; denetim kaydı ve günlük enjeksiyonu</w:t>
-            </w:r>
-          </w:p>
-        </w:tc>
-        <w:tc>
-          <w:tcPr/>
-          <w:p>
-            <w:pPr>
-              <w:pStyle w:val="Compact"/>
-            </w:pPr>
-            <w:r>
-              <w:t xml:space="preserve">Kural motoru · bütünlük izleme · salgın · günlük enjeksiyonu · kurcalamaya dayanıklı günlük · ACE · umask · RBAC</w:t>
+              <w:t xml:space="preserve">Malware and models</w:t>
+            </w:r>
+          </w:p>
+        </w:tc>
+        <w:tc>
+          <w:tcPr/>
+          <w:p>
+            <w:pPr>
+              <w:pStyle w:val="Compact"/>
+            </w:pPr>
+            <w:r>
+              <w:t xml:space="preserve">Virus types, worms, trojans; outbreak rate; rule-based detection; integrity monitoring; Bell–LaPadula, Biba, Clark–Wilson; Unix and Windows access control; RBAC; CWE, OWASP Top 10, CVE, CVSS; audit logging and log injection</w:t>
+            </w:r>
+          </w:p>
+        </w:tc>
+        <w:tc>
+          <w:tcPr/>
+          <w:p>
+            <w:pPr>
+              <w:pStyle w:val="Compact"/>
+            </w:pPr>
+            <w:r>
+              <w:t xml:space="preserve">Rule engine · integrity monitoring · outbreak · log injection · tamper-resistant log · ACE · umask · RBAC</w:t>
             </w:r>
           </w:p>
         </w:tc>
@@ -480,29 +494,29 @@
               <w:t xml:space="preserve"> </w:t>
             </w:r>
             <w:r>
-              <w:t xml:space="preserve">Veri güvenliği</w:t>
-            </w:r>
-          </w:p>
-        </w:tc>
-        <w:tc>
-          <w:tcPr/>
-          <w:p>
-            <w:pPr>
-              <w:pStyle w:val="Compact"/>
-            </w:pPr>
-            <w:r>
-              <w:t xml:space="preserve">Verinin üç hali; simetrik/asimetrik/hibrit; AEAD; özet/MAC/imza; CSPRNG ve modulo sapması; nonce, IV, tuz; ECB; PBKDF2/Argon2id; HKDF, ileri gizlilik; anahtar yaşam döngüsü, hiyerarşi, zarflama; TLS 1.3, doğrulama, sabitleme, fail-open; maskeleme, tokenizasyon, takma ad; güvenlik kabukları</w:t>
-            </w:r>
-          </w:p>
-        </w:tc>
-        <w:tc>
-          <w:tcPr/>
-          <w:p>
-            <w:pPr>
-              <w:pStyle w:val="Compact"/>
-            </w:pPr>
-            <w:r>
-              <w:t xml:space="preserve">AES-GCM · nonce tekrarı · ECB · tur sayısı · HKDF · MITM + sabitleme · SQLite şifreleme · mlock · dört kabuk</w:t>
+              <w:t xml:space="preserve">Data security</w:t>
+            </w:r>
+          </w:p>
+        </w:tc>
+        <w:tc>
+          <w:tcPr/>
+          <w:p>
+            <w:pPr>
+              <w:pStyle w:val="Compact"/>
+            </w:pPr>
+            <w:r>
+              <w:t xml:space="preserve">The three states of data; symmetric/asymmetric/hybrid; AEAD; digest/MAC/signature; CSPRNG and modulo bias; nonce, IV, salt; ECB; PBKDF2/Argon2id; HKDF, forward secrecy; key lifecycle, hierarchy, wrapping; TLS 1.3, validation, pinning, fail-open; masking, tokenization, pseudonymization; security shells</w:t>
+            </w:r>
+          </w:p>
+        </w:tc>
+        <w:tc>
+          <w:tcPr/>
+          <w:p>
+            <w:pPr>
+              <w:pStyle w:val="Compact"/>
+            </w:pPr>
+            <w:r>
+              <w:t xml:space="preserve">AES-GCM · nonce reuse · ECB · round count · HKDF · MITM + pinning · SQLite encryption · mlock · four shells</w:t>
             </w:r>
           </w:p>
         </w:tc>
@@ -536,29 +550,29 @@
               <w:t xml:space="preserve"> </w:t>
             </w:r>
             <w:r>
-              <w:t xml:space="preserve">C/C++ sağlamlaştırma</w:t>
-            </w:r>
-          </w:p>
-        </w:tc>
-        <w:tc>
-          <w:tcPr/>
-          <w:p>
-            <w:pPr>
-              <w:pStyle w:val="Compact"/>
-            </w:pPr>
-            <w:r>
-              <w:t xml:space="preserve">SEI CERT; girdi doğrulama ilkeleri; biçim dizisi; UAF; tamsayı taşması ve tanımsız davranış; hata işleme, sinyaller; statik analiz; sanitizer’lar; fuzzing; kanarya, FORTIFY, ASLR, NX, RELRO, CFI; kod gizlemeye giriş; düzleştirme</w:t>
-            </w:r>
-          </w:p>
-        </w:tc>
-        <w:tc>
-          <w:tcPr/>
-          <w:p>
-            <w:pPr>
-              <w:pStyle w:val="Compact"/>
-            </w:pPr>
-            <w:r>
-              <w:t xml:space="preserve">Biçim dizisi · UAF · UBSan · fuzzing · korumalar · sembol/dize · düzleştirme</w:t>
+              <w:t xml:space="preserve">C/C++ hardening</w:t>
+            </w:r>
+          </w:p>
+        </w:tc>
+        <w:tc>
+          <w:tcPr/>
+          <w:p>
+            <w:pPr>
+              <w:pStyle w:val="Compact"/>
+            </w:pPr>
+            <w:r>
+              <w:t xml:space="preserve">SEI CERT; input validation principles; format string; UAF; integer overflow and undefined behaviour; error handling, signals; static analysis; sanitizers; fuzzing; canary, FORTIFY, ASLR, NX, RELRO, CFI; introduction to code obfuscation; flattening</w:t>
+            </w:r>
+          </w:p>
+        </w:tc>
+        <w:tc>
+          <w:tcPr/>
+          <w:p>
+            <w:pPr>
+              <w:pStyle w:val="Compact"/>
+            </w:pPr>
+            <w:r>
+              <w:t xml:space="preserve">Format string · UAF · UBSan · fuzzing · protections · symbols/strings · flattening</w:t>
             </w:r>
           </w:p>
         </w:tc>
@@ -592,18 +606,18 @@
               <w:t xml:space="preserve"> </w:t>
             </w:r>
             <w:r>
-              <w:t xml:space="preserve">Java ve yorumlanan diller</w:t>
-            </w:r>
-          </w:p>
-        </w:tc>
-        <w:tc>
-          <w:tcPr/>
-          <w:p>
-            <w:pPr>
-              <w:pStyle w:val="Compact"/>
-            </w:pPr>
-            <w:r>
-              <w:t xml:space="preserve">Yönetilen dil neyi çözer; SEI CERT Java; enjeksiyonun ortak kökü; SQL, komut, yol geçişi; seri durumdan çıkarma; XXE/XSS; Python/JS, ReDoS; bayt kodu; ProGuard/R8,</w:t>
+              <w:t xml:space="preserve">Java and interpreted languages</w:t>
+            </w:r>
+          </w:p>
+        </w:tc>
+        <w:tc>
+          <w:tcPr/>
+          <w:p>
+            <w:pPr>
+              <w:pStyle w:val="Compact"/>
+            </w:pPr>
+            <w:r>
+              <w:t xml:space="preserve">What a managed language solves; SEI CERT Java; the common root of injection; SQL, command, path traversal; deserialisation; XXE/XSS; Python/JS, ReDoS; bytecode; ProGuard/R8,</w:t>
             </w:r>
             <w:r>
               <w:t xml:space="preserve"> </w:t>
@@ -615,18 +629,18 @@
               <w:t xml:space="preserve">-keep</w:t>
             </w:r>
             <w:r>
-              <w:t xml:space="preserve">; dize gizleme, yansıma; SBOM, VEX</w:t>
-            </w:r>
-          </w:p>
-        </w:tc>
-        <w:tc>
-          <w:tcPr/>
-          <w:p>
-            <w:pPr>
-              <w:pStyle w:val="Compact"/>
-            </w:pPr>
-            <w:r>
-              <w:t xml:space="preserve">SQL · komut · yol · bayt kodu · gizleme · SBOM · seri durumdan çıkarma</w:t>
+              <w:t xml:space="preserve">; string obfuscation, reflection; SBOM, VEX</w:t>
+            </w:r>
+          </w:p>
+        </w:tc>
+        <w:tc>
+          <w:tcPr/>
+          <w:p>
+            <w:pPr>
+              <w:pStyle w:val="Compact"/>
+            </w:pPr>
+            <w:r>
+              <w:t xml:space="preserve">SQL · command · path · bytecode · obfuscation · SBOM · deserialisation</w:t>
             </w:r>
           </w:p>
         </w:tc>
@@ -671,29 +685,29 @@
               <w:pStyle w:val="Compact"/>
             </w:pPr>
             <w:r>
-              <w:t xml:space="preserve">Algılama–savunma–caydırma; MATE; RASP mimarisi; bütünlük denetimi; hata ayıklayıcı, ortam, kanca algılama; dinamik bellek koruması; root ve imza doğrulama; kontrol akışı sayacı; tepki politikası, decoy, cihaz bağlama; sınırlar</w:t>
-            </w:r>
-          </w:p>
-        </w:tc>
-        <w:tc>
-          <w:tcPr/>
-          <w:p>
-            <w:pPr>
-              <w:pStyle w:val="Compact"/>
-            </w:pPr>
-            <w:r>
-              <w:t xml:space="preserve">Bütünlük · anti-debug · VM · LD_PRELOAD · akış sayacı · imza · root · RASP motoru</w:t>
-            </w:r>
-          </w:p>
-        </w:tc>
-        <w:tc>
-          <w:tcPr/>
-          <w:p>
-            <w:pPr>
-              <w:pStyle w:val="Compact"/>
-            </w:pPr>
-            <w:r>
-              <w:t xml:space="preserve">12.2, 12.12–12.13 (kavram)</w:t>
+              <w:t xml:space="preserve">Detection–defence–deterrence; MATE; RASP architecture; integrity checking; debugger, environment, hook detection; dynamic memory protection; root and signature verification; control-flow counter; response policy, decoy, device binding; limitations</w:t>
+            </w:r>
+          </w:p>
+        </w:tc>
+        <w:tc>
+          <w:tcPr/>
+          <w:p>
+            <w:pPr>
+              <w:pStyle w:val="Compact"/>
+            </w:pPr>
+            <w:r>
+              <w:t xml:space="preserve">Integrity · anti-debug · VM · LD_PRELOAD · flow counter · signature · root · RASP engine</w:t>
+            </w:r>
+          </w:p>
+        </w:tc>
+        <w:tc>
+          <w:tcPr/>
+          <w:p>
+            <w:pPr>
+              <w:pStyle w:val="Compact"/>
+            </w:pPr>
+            <w:r>
+              <w:t xml:space="preserve">12.2, 12.12–12.13 (concepts)</w:t>
             </w:r>
           </w:p>
         </w:tc>
@@ -708,7 +722,7 @@
           <wp:inline>
             <wp:extent cx="5759999" cy="2888214"/>
             <wp:effectExtent b="0" l="0" r="0" t="0"/>
-            <wp:docPr descr="Quiz-1 kapsamı" title="" id="21" name="Picture"/>
+            <wp:docPr descr="Quiz-1 scope" title="" id="21" name="Picture"/>
             <a:graphic>
               <a:graphicData uri="http://schemas.openxmlformats.org/drawingml/2006/picture">
                 <pic:pic>
@@ -754,13 +768,13 @@
       </w:r>
     </w:p>
     <w:bookmarkEnd w:id="23"/>
-    <w:bookmarkStart w:id="27" w:name="sık-karıştırılan-kavramlar"/>
+    <w:bookmarkStart w:id="27" w:name="frequently-confused-concepts"/>
     <w:p>
       <w:pPr>
         <w:pStyle w:val="Heading2"/>
       </w:pPr>
       <w:r>
-        <w:t xml:space="preserve">2. Sık karıştırılan kavramlar</w:t>
+        <w:t xml:space="preserve">2. Frequently confused concepts</w:t>
       </w:r>
     </w:p>
     <w:tbl>
@@ -786,29 +800,29 @@
               <w:pStyle w:val="Compact"/>
             </w:pPr>
             <w:r>
-              <w:t xml:space="preserve">Kavram A</w:t>
-            </w:r>
-          </w:p>
-        </w:tc>
-        <w:tc>
-          <w:tcPr/>
-          <w:p>
-            <w:pPr>
-              <w:pStyle w:val="Compact"/>
-            </w:pPr>
-            <w:r>
-              <w:t xml:space="preserve">Kavram B</w:t>
-            </w:r>
-          </w:p>
-        </w:tc>
-        <w:tc>
-          <w:tcPr/>
-          <w:p>
-            <w:pPr>
-              <w:pStyle w:val="Compact"/>
-            </w:pPr>
-            <w:r>
-              <w:t xml:space="preserve">Fark</w:t>
+              <w:t xml:space="preserve">Concept A</w:t>
+            </w:r>
+          </w:p>
+        </w:tc>
+        <w:tc>
+          <w:tcPr/>
+          <w:p>
+            <w:pPr>
+              <w:pStyle w:val="Compact"/>
+            </w:pPr>
+            <w:r>
+              <w:t xml:space="preserve">Concept B</w:t>
+            </w:r>
+          </w:p>
+        </w:tc>
+        <w:tc>
+          <w:tcPr/>
+          <w:p>
+            <w:pPr>
+              <w:pStyle w:val="Compact"/>
+            </w:pPr>
+            <w:r>
+              <w:t xml:space="preserve">Difference</w:t>
             </w:r>
           </w:p>
         </w:tc>
@@ -821,29 +835,29 @@
               <w:pStyle w:val="Compact"/>
             </w:pPr>
             <w:r>
-              <w:t xml:space="preserve">Hata (bug)</w:t>
-            </w:r>
-          </w:p>
-        </w:tc>
-        <w:tc>
-          <w:tcPr/>
-          <w:p>
-            <w:pPr>
-              <w:pStyle w:val="Compact"/>
-            </w:pPr>
-            <w:r>
-              <w:t xml:space="preserve">Zafiyet</w:t>
-            </w:r>
-          </w:p>
-        </w:tc>
-        <w:tc>
-          <w:tcPr/>
-          <w:p>
-            <w:pPr>
-              <w:pStyle w:val="Compact"/>
-            </w:pPr>
-            <w:r>
-              <w:t xml:space="preserve">Her zafiyet bir hatadır; zafiyet, bir saldırganın</w:t>
+              <w:t xml:space="preserve">Bug</w:t>
+            </w:r>
+          </w:p>
+        </w:tc>
+        <w:tc>
+          <w:tcPr/>
+          <w:p>
+            <w:pPr>
+              <w:pStyle w:val="Compact"/>
+            </w:pPr>
+            <w:r>
+              <w:t xml:space="preserve">Vulnerability</w:t>
+            </w:r>
+          </w:p>
+        </w:tc>
+        <w:tc>
+          <w:tcPr/>
+          <w:p>
+            <w:pPr>
+              <w:pStyle w:val="Compact"/>
+            </w:pPr>
+            <w:r>
+              <w:t xml:space="preserve">Every vulnerability is a bug; a vulnerability is a bug an attacker can</w:t>
             </w:r>
             <w:r>
               <w:t xml:space="preserve"> </w:t>
@@ -853,13 +867,7 @@
                 <w:b/>
                 <w:bCs/>
               </w:rPr>
-              <w:t xml:space="preserve">kullanabildiği</w:t>
-            </w:r>
-            <w:r>
-              <w:t xml:space="preserve"> </w:t>
-            </w:r>
-            <w:r>
-              <w:t xml:space="preserve">hatadır</w:t>
+              <w:t xml:space="preserve">exploit</w:t>
             </w:r>
           </w:p>
         </w:tc>
@@ -872,7 +880,7 @@
               <w:pStyle w:val="Compact"/>
             </w:pPr>
             <w:r>
-              <w:t xml:space="preserve">Tehdit</w:t>
+              <w:t xml:space="preserve">Threat</w:t>
             </w:r>
           </w:p>
         </w:tc>
@@ -894,7 +902,7 @@
               <w:pStyle w:val="Compact"/>
             </w:pPr>
             <w:r>
-              <w:t xml:space="preserve">Tehdit olası zarar kaynağıdır; risk, olasılık × etkidir</w:t>
+              <w:t xml:space="preserve">A threat is a potential source of harm; risk is likelihood × impact</w:t>
             </w:r>
           </w:p>
         </w:tc>
@@ -907,29 +915,29 @@
               <w:pStyle w:val="Compact"/>
             </w:pPr>
             <w:r>
-              <w:t xml:space="preserve">Kodlama (Base64)</w:t>
-            </w:r>
-          </w:p>
-        </w:tc>
-        <w:tc>
-          <w:tcPr/>
-          <w:p>
-            <w:pPr>
-              <w:pStyle w:val="Compact"/>
-            </w:pPr>
-            <w:r>
-              <w:t xml:space="preserve">Şifreleme</w:t>
-            </w:r>
-          </w:p>
-        </w:tc>
-        <w:tc>
-          <w:tcPr/>
-          <w:p>
-            <w:pPr>
-              <w:pStyle w:val="Compact"/>
-            </w:pPr>
-            <w:r>
-              <w:t xml:space="preserve">Kodlama anahtarsız ve geri çevrilebilir, gizlilik sağlamaz</w:t>
+              <w:t xml:space="preserve">Encoding (Base64)</w:t>
+            </w:r>
+          </w:p>
+        </w:tc>
+        <w:tc>
+          <w:tcPr/>
+          <w:p>
+            <w:pPr>
+              <w:pStyle w:val="Compact"/>
+            </w:pPr>
+            <w:r>
+              <w:t xml:space="preserve">Encryption</w:t>
+            </w:r>
+          </w:p>
+        </w:tc>
+        <w:tc>
+          <w:tcPr/>
+          <w:p>
+            <w:pPr>
+              <w:pStyle w:val="Compact"/>
+            </w:pPr>
+            <w:r>
+              <w:t xml:space="preserve">Encoding is keyless and reversible; it provides no confidentiality</w:t>
             </w:r>
           </w:p>
         </w:tc>
@@ -942,7 +950,7 @@
               <w:pStyle w:val="Compact"/>
             </w:pPr>
             <w:r>
-              <w:t xml:space="preserve">Özet (SHA-256)</w:t>
+              <w:t xml:space="preserve">Digest (SHA-256)</w:t>
             </w:r>
           </w:p>
         </w:tc>
@@ -964,7 +972,7 @@
               <w:pStyle w:val="Compact"/>
             </w:pPr>
             <w:r>
-              <w:t xml:space="preserve">Özet anahtarsızdır, herkes hesaplar; MAC gizli anahtar ister, kimlik doğrular</w:t>
+              <w:t xml:space="preserve">A digest is keyless — anyone can compute it; a MAC requires a secret key and authenticates</w:t>
             </w:r>
           </w:p>
         </w:tc>
@@ -988,18 +996,18 @@
               <w:pStyle w:val="Compact"/>
             </w:pPr>
             <w:r>
-              <w:t xml:space="preserve">Dijital imza</w:t>
-            </w:r>
-          </w:p>
-        </w:tc>
-        <w:tc>
-          <w:tcPr/>
-          <w:p>
-            <w:pPr>
-              <w:pStyle w:val="Compact"/>
-            </w:pPr>
-            <w:r>
-              <w:t xml:space="preserve">MAC simetrik (iki taraf aynı anahtar), imza asimetrik (inkâr edilemezlik)</w:t>
+              <w:t xml:space="preserve">Digital signature</w:t>
+            </w:r>
+          </w:p>
+        </w:tc>
+        <w:tc>
+          <w:tcPr/>
+          <w:p>
+            <w:pPr>
+              <w:pStyle w:val="Compact"/>
+            </w:pPr>
+            <w:r>
+              <w:t xml:space="preserve">A MAC is symmetric (both sides share the key); a signature is asymmetric (non-repudiation)</w:t>
             </w:r>
           </w:p>
         </w:tc>
@@ -1023,18 +1031,18 @@
               <w:pStyle w:val="Compact"/>
             </w:pPr>
             <w:r>
-              <w:t xml:space="preserve">Tuz</w:t>
-            </w:r>
-          </w:p>
-        </w:tc>
-        <w:tc>
-          <w:tcPr/>
-          <w:p>
-            <w:pPr>
-              <w:pStyle w:val="Compact"/>
-            </w:pPr>
-            <w:r>
-              <w:t xml:space="preserve">Nonce bir anahtarla</w:t>
+              <w:t xml:space="preserve">Salt</w:t>
+            </w:r>
+          </w:p>
+        </w:tc>
+        <w:tc>
+          <w:tcPr/>
+          <w:p>
+            <w:pPr>
+              <w:pStyle w:val="Compact"/>
+            </w:pPr>
+            <w:r>
+              <w:t xml:space="preserve">A nonce must</w:t>
             </w:r>
             <w:r>
               <w:t xml:space="preserve"> </w:t>
@@ -1044,10 +1052,13 @@
                 <w:b/>
                 <w:bCs/>
               </w:rPr>
-              <w:t xml:space="preserve">asla tekrar etmemeli</w:t>
-            </w:r>
-            <w:r>
-              <w:t xml:space="preserve">; tuz parola başına benzersiz, gizli değil</w:t>
+              <w:t xml:space="preserve">never repeat</w:t>
+            </w:r>
+            <w:r>
+              <w:t xml:space="preserve"> </w:t>
+            </w:r>
+            <w:r>
+              <w:t xml:space="preserve">with a given key; a salt is unique per password and is not secret</w:t>
             </w:r>
           </w:p>
         </w:tc>
@@ -1082,7 +1093,7 @@
               <w:pStyle w:val="Compact"/>
             </w:pPr>
             <w:r>
-              <w:t xml:space="preserve">CBC IV’ü</w:t>
+              <w:t xml:space="preserve">A CBC IV must be</w:t>
             </w:r>
             <w:r>
               <w:t xml:space="preserve"> </w:t>
@@ -1092,13 +1103,10 @@
                 <w:b/>
                 <w:bCs/>
               </w:rPr>
-              <w:t xml:space="preserve">tahmin edilemez</w:t>
-            </w:r>
-            <w:r>
-              <w:t xml:space="preserve"> </w:t>
-            </w:r>
-            <w:r>
-              <w:t xml:space="preserve">olmalı; GCM nonce’u</w:t>
+              <w:t xml:space="preserve">unpredictable</w:t>
+            </w:r>
+            <w:r>
+              <w:t xml:space="preserve">; a GCM nonce must be</w:t>
             </w:r>
             <w:r>
               <w:t xml:space="preserve"> </w:t>
@@ -1108,13 +1116,7 @@
                 <w:b/>
                 <w:bCs/>
               </w:rPr>
-              <w:t xml:space="preserve">benzersiz</w:t>
-            </w:r>
-            <w:r>
-              <w:t xml:space="preserve"> </w:t>
-            </w:r>
-            <w:r>
-              <w:t xml:space="preserve">olmalı</w:t>
+              <w:t xml:space="preserve">unique</w:t>
             </w:r>
           </w:p>
         </w:tc>
@@ -1149,7 +1151,7 @@
               <w:pStyle w:val="Compact"/>
             </w:pPr>
             <w:r>
-              <w:t xml:space="preserve">İlki düşük entropili</w:t>
+              <w:t xml:space="preserve">The former is for a low-entropy</w:t>
             </w:r>
             <w:r>
               <w:t xml:space="preserve"> </w:t>
@@ -1159,13 +1161,13 @@
                 <w:b/>
                 <w:bCs/>
               </w:rPr>
-              <w:t xml:space="preserve">parola</w:t>
+              <w:t xml:space="preserve">password</w:t>
             </w:r>
             <w:r>
               <w:t xml:space="preserve"> </w:t>
             </w:r>
             <w:r>
-              <w:t xml:space="preserve">için (yavaş); HKDF yüksek entropili</w:t>
+              <w:t xml:space="preserve">(slow); HKDF derives from a high-entropy</w:t>
             </w:r>
             <w:r>
               <w:t xml:space="preserve"> </w:t>
@@ -1175,13 +1177,13 @@
                 <w:b/>
                 <w:bCs/>
               </w:rPr>
-              <w:t xml:space="preserve">sırdan</w:t>
+              <w:t xml:space="preserve">secret</w:t>
             </w:r>
             <w:r>
               <w:t xml:space="preserve"> </w:t>
             </w:r>
             <w:r>
-              <w:t xml:space="preserve">türetme (hızlı)</w:t>
+              <w:t xml:space="preserve">(fast)</w:t>
             </w:r>
           </w:p>
         </w:tc>
@@ -1194,44 +1196,44 @@
               <w:pStyle w:val="Compact"/>
             </w:pPr>
             <w:r>
-              <w:t xml:space="preserve">Zincir doğrulama</w:t>
-            </w:r>
-          </w:p>
-        </w:tc>
-        <w:tc>
-          <w:tcPr/>
-          <w:p>
-            <w:pPr>
-              <w:pStyle w:val="Compact"/>
-            </w:pPr>
-            <w:r>
-              <w:t xml:space="preserve">Ana makine adı denetimi</w:t>
-            </w:r>
-          </w:p>
-        </w:tc>
-        <w:tc>
-          <w:tcPr/>
-          <w:p>
-            <w:pPr>
-              <w:pStyle w:val="Compact"/>
-            </w:pPr>
-            <w:r>
-              <w:t xml:space="preserve">Biri</w:t>
+              <w:t xml:space="preserve">Chain validation</w:t>
+            </w:r>
+          </w:p>
+        </w:tc>
+        <w:tc>
+          <w:tcPr/>
+          <w:p>
+            <w:pPr>
+              <w:pStyle w:val="Compact"/>
+            </w:pPr>
+            <w:r>
+              <w:t xml:space="preserve">Hostname verification</w:t>
+            </w:r>
+          </w:p>
+        </w:tc>
+        <w:tc>
+          <w:tcPr/>
+          <w:p>
+            <w:pPr>
+              <w:pStyle w:val="Compact"/>
+            </w:pPr>
+            <w:r>
+              <w:t xml:space="preserve">One asks</w:t>
             </w:r>
             <w:r>
               <w:t xml:space="preserve"> </w:t>
             </w:r>
             <w:r>
-              <w:t xml:space="preserve">“güvenilir CA imzalamış mı?”</w:t>
-            </w:r>
-            <w:r>
-              <w:t xml:space="preserve">, diğeri</w:t>
+              <w:t xml:space="preserve">“did a trusted CA sign this?”</w:t>
+            </w:r>
+            <w:r>
+              <w:t xml:space="preserve">, the other asks</w:t>
             </w:r>
             <w:r>
               <w:t xml:space="preserve"> </w:t>
             </w:r>
             <w:r>
-              <w:t xml:space="preserve">“bu sertifika</w:t>
+              <w:t xml:space="preserve">“is this certificate</w:t>
             </w:r>
             <w:r>
               <w:t xml:space="preserve"> </w:t>
@@ -1241,13 +1243,10 @@
                 <w:b/>
                 <w:bCs/>
               </w:rPr>
-              <w:t xml:space="preserve">bu sunucu</w:t>
-            </w:r>
-            <w:r>
-              <w:t xml:space="preserve"> </w:t>
-            </w:r>
-            <w:r>
-              <w:t xml:space="preserve">için mi?”</w:t>
+              <w:t xml:space="preserve">for this server</w:t>
+            </w:r>
+            <w:r>
+              <w:t xml:space="preserve">?”</w:t>
             </w:r>
           </w:p>
         </w:tc>
@@ -1260,7 +1259,7 @@
               <w:pStyle w:val="Compact"/>
             </w:pPr>
             <w:r>
-              <w:t xml:space="preserve">Sabitleme</w:t>
+              <w:t xml:space="preserve">Pinning</w:t>
             </w:r>
           </w:p>
         </w:tc>
@@ -1282,7 +1281,7 @@
               <w:pStyle w:val="Compact"/>
             </w:pPr>
             <w:r>
-              <w:t xml:space="preserve">Sabitlemede beklenen anahtar önceden gömülü; TOFU’da ilk bağlantıda öğrenilir</w:t>
+              <w:t xml:space="preserve">With pinning the expected key is embedded in advance; with TOFU it is learned on first connection</w:t>
             </w:r>
           </w:p>
         </w:tc>
@@ -1317,28 +1316,25 @@
               <w:pStyle w:val="Compact"/>
             </w:pPr>
             <w:r>
-              <w:t xml:space="preserve">Hata durumunda</w:t>
+              <w:t xml:space="preserve">On error,</w:t>
             </w:r>
             <w:r>
               <w:t xml:space="preserve"> </w:t>
             </w:r>
             <w:r>
-              <w:t xml:space="preserve">“geçti”</w:t>
+              <w:t xml:space="preserve">“pass”</w:t>
             </w:r>
             <w:r>
               <w:t xml:space="preserve"> </w:t>
             </w:r>
             <w:r>
-              <w:t xml:space="preserve">vs</w:t>
-            </w:r>
-            <w:r>
-              <w:t xml:space="preserve"> </w:t>
-            </w:r>
-            <w:r>
-              <w:t xml:space="preserve">“reddet”</w:t>
-            </w:r>
-            <w:r>
-              <w:t xml:space="preserve">; güvenlik denetimleri fail-closed olur</w:t>
+              <w:t xml:space="preserve">vs. </w:t>
+            </w:r>
+            <w:r>
+              <w:t xml:space="preserve">“reject”</w:t>
+            </w:r>
+            <w:r>
+              <w:t xml:space="preserve">; security checks should be fail-closed</w:t>
             </w:r>
           </w:p>
         </w:tc>
@@ -1351,29 +1347,29 @@
               <w:pStyle w:val="Compact"/>
             </w:pPr>
             <w:r>
-              <w:t xml:space="preserve">Kara liste</w:t>
-            </w:r>
-          </w:p>
-        </w:tc>
-        <w:tc>
-          <w:tcPr/>
-          <w:p>
-            <w:pPr>
-              <w:pStyle w:val="Compact"/>
-            </w:pPr>
-            <w:r>
-              <w:t xml:space="preserve">Beyaz liste</w:t>
-            </w:r>
-          </w:p>
-        </w:tc>
-        <w:tc>
-          <w:tcPr/>
-          <w:p>
-            <w:pPr>
-              <w:pStyle w:val="Compact"/>
-            </w:pPr>
-            <w:r>
-              <w:t xml:space="preserve">Yasakları saymak her zaman eksik kalır; izin verilenleri tanımlamak doğrudur</w:t>
+              <w:t xml:space="preserve">Blacklist</w:t>
+            </w:r>
+          </w:p>
+        </w:tc>
+        <w:tc>
+          <w:tcPr/>
+          <w:p>
+            <w:pPr>
+              <w:pStyle w:val="Compact"/>
+            </w:pPr>
+            <w:r>
+              <w:t xml:space="preserve">Allowlist</w:t>
+            </w:r>
+          </w:p>
+        </w:tc>
+        <w:tc>
+          <w:tcPr/>
+          <w:p>
+            <w:pPr>
+              <w:pStyle w:val="Compact"/>
+            </w:pPr>
+            <w:r>
+              <w:t xml:space="preserve">Enumerating what is forbidden is always incomplete; defining what is permitted is correct</w:t>
             </w:r>
           </w:p>
         </w:tc>
@@ -1386,7 +1382,7 @@
               <w:pStyle w:val="Compact"/>
             </w:pPr>
             <w:r>
-              <w:t xml:space="preserve">Kanarya</w:t>
+              <w:t xml:space="preserve">Canary</w:t>
             </w:r>
           </w:p>
         </w:tc>
@@ -1408,7 +1404,7 @@
               <w:pStyle w:val="Compact"/>
             </w:pPr>
             <w:r>
-              <w:t xml:space="preserve">Kanarya taşmayı fonksiyon dönerken fark eder; ASLR adresleri rastgeleleştirir</w:t>
+              <w:t xml:space="preserve">A canary detects an overflow when the function returns; ASLR randomizes addresses</w:t>
             </w:r>
           </w:p>
         </w:tc>
@@ -1443,7 +1439,7 @@
               <w:pStyle w:val="Compact"/>
             </w:pPr>
             <w:r>
-              <w:t xml:space="preserve">ASan bellek erişim hataları; UBSan tanımsız davranış (taşma, kaydırma)</w:t>
+              <w:t xml:space="preserve">ASan catches memory access errors; UBSan catches undefined behaviour (overflow, shift)</w:t>
             </w:r>
           </w:p>
         </w:tc>
@@ -1456,29 +1452,29 @@
               <w:pStyle w:val="Compact"/>
             </w:pPr>
             <w:r>
-              <w:t xml:space="preserve">Statik analiz</w:t>
-            </w:r>
-          </w:p>
-        </w:tc>
-        <w:tc>
-          <w:tcPr/>
-          <w:p>
-            <w:pPr>
-              <w:pStyle w:val="Compact"/>
-            </w:pPr>
-            <w:r>
-              <w:t xml:space="preserve">Dinamik analiz / fuzzing</w:t>
-            </w:r>
-          </w:p>
-        </w:tc>
-        <w:tc>
-          <w:tcPr/>
-          <w:p>
-            <w:pPr>
-              <w:pStyle w:val="Compact"/>
-            </w:pPr>
-            <w:r>
-              <w:t xml:space="preserve">Statik çalıştırmadan, yanlış alarm verebilir; dinamik yalnız çalışan yolu görür ama kesindir</w:t>
+              <w:t xml:space="preserve">Static analysis</w:t>
+            </w:r>
+          </w:p>
+        </w:tc>
+        <w:tc>
+          <w:tcPr/>
+          <w:p>
+            <w:pPr>
+              <w:pStyle w:val="Compact"/>
+            </w:pPr>
+            <w:r>
+              <w:t xml:space="preserve">Dynamic analysis / fuzzing</w:t>
+            </w:r>
+          </w:p>
+        </w:tc>
+        <w:tc>
+          <w:tcPr/>
+          <w:p>
+            <w:pPr>
+              <w:pStyle w:val="Compact"/>
+            </w:pPr>
+            <w:r>
+              <w:t xml:space="preserve">Static analysis works without running the code and can produce false positives; dynamic analysis only sees the path that actually runs, but it is conclusive</w:t>
             </w:r>
           </w:p>
         </w:tc>
@@ -1491,29 +1487,29 @@
               <w:pStyle w:val="Compact"/>
             </w:pPr>
             <w:r>
-              <w:t xml:space="preserve">İşaretsiz sarma</w:t>
-            </w:r>
-          </w:p>
-        </w:tc>
-        <w:tc>
-          <w:tcPr/>
-          <w:p>
-            <w:pPr>
-              <w:pStyle w:val="Compact"/>
-            </w:pPr>
-            <w:r>
-              <w:t xml:space="preserve">İşaretli taşma</w:t>
-            </w:r>
-          </w:p>
-        </w:tc>
-        <w:tc>
-          <w:tcPr/>
-          <w:p>
-            <w:pPr>
-              <w:pStyle w:val="Compact"/>
-            </w:pPr>
-            <w:r>
-              <w:t xml:space="preserve">Sarma tanımlıdır (mantık hatası); işaretli taşma</w:t>
+              <w:t xml:space="preserve">Unsigned wraparound</w:t>
+            </w:r>
+          </w:p>
+        </w:tc>
+        <w:tc>
+          <w:tcPr/>
+          <w:p>
+            <w:pPr>
+              <w:pStyle w:val="Compact"/>
+            </w:pPr>
+            <w:r>
+              <w:t xml:space="preserve">Signed overflow</w:t>
+            </w:r>
+          </w:p>
+        </w:tc>
+        <w:tc>
+          <w:tcPr/>
+          <w:p>
+            <w:pPr>
+              <w:pStyle w:val="Compact"/>
+            </w:pPr>
+            <w:r>
+              <w:t xml:space="preserve">Wraparound is defined behaviour (a logic bug); signed overflow is</w:t>
             </w:r>
             <w:r>
               <w:t xml:space="preserve"> </w:t>
@@ -1523,7 +1519,7 @@
                 <w:b/>
                 <w:bCs/>
               </w:rPr>
-              <w:t xml:space="preserve">tanımsız davranıştır</w:t>
+              <w:t xml:space="preserve">undefined behaviour</w:t>
             </w:r>
           </w:p>
         </w:tc>
@@ -1536,29 +1532,29 @@
               <w:pStyle w:val="Compact"/>
             </w:pPr>
             <w:r>
-              <w:t xml:space="preserve">Parametreli sorgu</w:t>
-            </w:r>
-          </w:p>
-        </w:tc>
-        <w:tc>
-          <w:tcPr/>
-          <w:p>
-            <w:pPr>
-              <w:pStyle w:val="Compact"/>
-            </w:pPr>
-            <w:r>
-              <w:t xml:space="preserve">Kaçış karakteri</w:t>
-            </w:r>
-          </w:p>
-        </w:tc>
-        <w:tc>
-          <w:tcPr/>
-          <w:p>
-            <w:pPr>
-              <w:pStyle w:val="Compact"/>
-            </w:pPr>
-            <w:r>
-              <w:t xml:space="preserve">Parametre iki kanal, asıl çözüm; kaçış ikinci savunma hattı</w:t>
+              <w:t xml:space="preserve">Parameterised query</w:t>
+            </w:r>
+          </w:p>
+        </w:tc>
+        <w:tc>
+          <w:tcPr/>
+          <w:p>
+            <w:pPr>
+              <w:pStyle w:val="Compact"/>
+            </w:pPr>
+            <w:r>
+              <w:t xml:space="preserve">Escaping</w:t>
+            </w:r>
+          </w:p>
+        </w:tc>
+        <w:tc>
+          <w:tcPr/>
+          <w:p>
+            <w:pPr>
+              <w:pStyle w:val="Compact"/>
+            </w:pPr>
+            <w:r>
+              <w:t xml:space="preserve">Parameterization is two channels — the real fix; escaping is a secondary line of defence</w:t>
             </w:r>
           </w:p>
         </w:tc>
@@ -1571,29 +1567,29 @@
               <w:pStyle w:val="Compact"/>
             </w:pPr>
             <w:r>
-              <w:t xml:space="preserve">ProGuard gizleme</w:t>
-            </w:r>
-          </w:p>
-        </w:tc>
-        <w:tc>
-          <w:tcPr/>
-          <w:p>
-            <w:pPr>
-              <w:pStyle w:val="Compact"/>
-            </w:pPr>
-            <w:r>
-              <w:t xml:space="preserve">Dize gizleme</w:t>
-            </w:r>
-          </w:p>
-        </w:tc>
-        <w:tc>
-          <w:tcPr/>
-          <w:p>
-            <w:pPr>
-              <w:pStyle w:val="Compact"/>
-            </w:pPr>
-            <w:r>
-              <w:t xml:space="preserve">ProGuard</w:t>
+              <w:t xml:space="preserve">ProGuard obfuscation</w:t>
+            </w:r>
+          </w:p>
+        </w:tc>
+        <w:tc>
+          <w:tcPr/>
+          <w:p>
+            <w:pPr>
+              <w:pStyle w:val="Compact"/>
+            </w:pPr>
+            <w:r>
+              <w:t xml:space="preserve">String obfuscation</w:t>
+            </w:r>
+          </w:p>
+        </w:tc>
+        <w:tc>
+          <w:tcPr/>
+          <w:p>
+            <w:pPr>
+              <w:pStyle w:val="Compact"/>
+            </w:pPr>
+            <w:r>
+              <w:t xml:space="preserve">ProGuard renames</w:t>
             </w:r>
             <w:r>
               <w:t xml:space="preserve"> </w:t>
@@ -1603,13 +1599,10 @@
                 <w:b/>
                 <w:bCs/>
               </w:rPr>
-              <w:t xml:space="preserve">adları</w:t>
-            </w:r>
-            <w:r>
-              <w:t xml:space="preserve"> </w:t>
-            </w:r>
-            <w:r>
-              <w:t xml:space="preserve">değiştirir, dizgeleri gizlemez</w:t>
+              <w:t xml:space="preserve">identifiers</w:t>
+            </w:r>
+            <w:r>
+              <w:t xml:space="preserve">; it does not hide strings</w:t>
             </w:r>
           </w:p>
         </w:tc>
@@ -1622,29 +1615,29 @@
               <w:pStyle w:val="Compact"/>
             </w:pPr>
             <w:r>
-              <w:t xml:space="preserve">Gizleme</w:t>
-            </w:r>
-          </w:p>
-        </w:tc>
-        <w:tc>
-          <w:tcPr/>
-          <w:p>
-            <w:pPr>
-              <w:pStyle w:val="Compact"/>
-            </w:pPr>
-            <w:r>
-              <w:t xml:space="preserve">Güvenli kodlama</w:t>
-            </w:r>
-          </w:p>
-        </w:tc>
-        <w:tc>
-          <w:tcPr/>
-          <w:p>
-            <w:pPr>
-              <w:pStyle w:val="Compact"/>
-            </w:pPr>
-            <w:r>
-              <w:t xml:space="preserve">Gizleme geciktirir; hatayı düzeltmez</w:t>
+              <w:t xml:space="preserve">Obfuscation</w:t>
+            </w:r>
+          </w:p>
+        </w:tc>
+        <w:tc>
+          <w:tcPr/>
+          <w:p>
+            <w:pPr>
+              <w:pStyle w:val="Compact"/>
+            </w:pPr>
+            <w:r>
+              <w:t xml:space="preserve">Secure coding</w:t>
+            </w:r>
+          </w:p>
+        </w:tc>
+        <w:tc>
+          <w:tcPr/>
+          <w:p>
+            <w:pPr>
+              <w:pStyle w:val="Compact"/>
+            </w:pPr>
+            <w:r>
+              <w:t xml:space="preserve">Obfuscation delays an attacker; it does not fix the bug</w:t>
             </w:r>
           </w:p>
         </w:tc>
@@ -1657,29 +1650,29 @@
               <w:pStyle w:val="Compact"/>
             </w:pPr>
             <w:r>
-              <w:t xml:space="preserve">Algılama</w:t>
-            </w:r>
-          </w:p>
-        </w:tc>
-        <w:tc>
-          <w:tcPr/>
-          <w:p>
-            <w:pPr>
-              <w:pStyle w:val="Compact"/>
-            </w:pPr>
-            <w:r>
-              <w:t xml:space="preserve">Tepki</w:t>
-            </w:r>
-          </w:p>
-        </w:tc>
-        <w:tc>
-          <w:tcPr/>
-          <w:p>
-            <w:pPr>
-              <w:pStyle w:val="Compact"/>
-            </w:pPr>
-            <w:r>
-              <w:t xml:space="preserve">Algılama tek başına işe yaramaz; tepki tetikleyiciden uzak ve örtük olmalı</w:t>
+              <w:t xml:space="preserve">Detection</w:t>
+            </w:r>
+          </w:p>
+        </w:tc>
+        <w:tc>
+          <w:tcPr/>
+          <w:p>
+            <w:pPr>
+              <w:pStyle w:val="Compact"/>
+            </w:pPr>
+            <w:r>
+              <w:t xml:space="preserve">Response</w:t>
+            </w:r>
+          </w:p>
+        </w:tc>
+        <w:tc>
+          <w:tcPr/>
+          <w:p>
+            <w:pPr>
+              <w:pStyle w:val="Compact"/>
+            </w:pPr>
+            <w:r>
+              <w:t xml:space="preserve">Detection alone is useless; the response must be far from the trigger and implicit</w:t>
             </w:r>
           </w:p>
         </w:tc>
@@ -1692,29 +1685,29 @@
               <w:pStyle w:val="Compact"/>
             </w:pPr>
             <w:r>
-              <w:t xml:space="preserve">Maskeleme</w:t>
-            </w:r>
-          </w:p>
-        </w:tc>
-        <w:tc>
-          <w:tcPr/>
-          <w:p>
-            <w:pPr>
-              <w:pStyle w:val="Compact"/>
-            </w:pPr>
-            <w:r>
-              <w:t xml:space="preserve">Tokenizasyon</w:t>
-            </w:r>
-          </w:p>
-        </w:tc>
-        <w:tc>
-          <w:tcPr/>
-          <w:p>
-            <w:pPr>
-              <w:pStyle w:val="Compact"/>
-            </w:pPr>
-            <w:r>
-              <w:t xml:space="preserve">Maskeleme gösterimde gizler; tokenizasyon değeri kasadaki gerçek değere bağlı belirteçle değiştirir</w:t>
+              <w:t xml:space="preserve">Masking</w:t>
+            </w:r>
+          </w:p>
+        </w:tc>
+        <w:tc>
+          <w:tcPr/>
+          <w:p>
+            <w:pPr>
+              <w:pStyle w:val="Compact"/>
+            </w:pPr>
+            <w:r>
+              <w:t xml:space="preserve">Tokenization</w:t>
+            </w:r>
+          </w:p>
+        </w:tc>
+        <w:tc>
+          <w:tcPr/>
+          <w:p>
+            <w:pPr>
+              <w:pStyle w:val="Compact"/>
+            </w:pPr>
+            <w:r>
+              <w:t xml:space="preserve">Masking hides a value on display; tokenization replaces the value with a token bound to the real value held in a vault</w:t>
             </w:r>
           </w:p>
         </w:tc>
@@ -1727,29 +1720,29 @@
               <w:pStyle w:val="Compact"/>
             </w:pPr>
             <w:r>
-              <w:t xml:space="preserve">Takma adlandırma</w:t>
-            </w:r>
-          </w:p>
-        </w:tc>
-        <w:tc>
-          <w:tcPr/>
-          <w:p>
-            <w:pPr>
-              <w:pStyle w:val="Compact"/>
-            </w:pPr>
-            <w:r>
-              <w:t xml:space="preserve">Anonimleştirme</w:t>
-            </w:r>
-          </w:p>
-        </w:tc>
-        <w:tc>
-          <w:tcPr/>
-          <w:p>
-            <w:pPr>
-              <w:pStyle w:val="Compact"/>
-            </w:pPr>
-            <w:r>
-              <w:t xml:space="preserve">Takma adlı veri hâlâ kişisel veridir; anonim veri kişiye bağlanamaz</w:t>
+              <w:t xml:space="preserve">Pseudonymization</w:t>
+            </w:r>
+          </w:p>
+        </w:tc>
+        <w:tc>
+          <w:tcPr/>
+          <w:p>
+            <w:pPr>
+              <w:pStyle w:val="Compact"/>
+            </w:pPr>
+            <w:r>
+              <w:t xml:space="preserve">Anonymization</w:t>
+            </w:r>
+          </w:p>
+        </w:tc>
+        <w:tc>
+          <w:tcPr/>
+          <w:p>
+            <w:pPr>
+              <w:pStyle w:val="Compact"/>
+            </w:pPr>
+            <w:r>
+              <w:t xml:space="preserve">Pseudonymized data is still personal data; anonymized data cannot be linked back to a person</w:t>
             </w:r>
           </w:p>
         </w:tc>
@@ -1764,7 +1757,7 @@
           <wp:inline>
             <wp:extent cx="5759999" cy="2283460"/>
             <wp:effectExtent b="0" l="0" r="0" t="0"/>
-            <wp:docPr descr="Quiz-1 soru tipleri" title="" id="25" name="Picture"/>
+            <wp:docPr descr="Quiz-1 question types" title="" id="25" name="Picture"/>
             <a:graphic>
               <a:graphicData uri="http://schemas.openxmlformats.org/drawingml/2006/picture">
                 <pic:pic>
@@ -1810,13 +1803,13 @@
       </w:r>
     </w:p>
     <w:bookmarkEnd w:id="27"/>
-    <w:bookmarkStart w:id="31" w:name="bir-haftalık-çalışma-planı"/>
+    <w:bookmarkStart w:id="31" w:name="a-one-week-study-plan"/>
     <w:p>
       <w:pPr>
         <w:pStyle w:val="Heading2"/>
       </w:pPr>
       <w:r>
-        <w:t xml:space="preserve">3. Bir haftalık çalışma planı</w:t>
+        <w:t xml:space="preserve">3. A one-week study plan</w:t>
       </w:r>
     </w:p>
     <w:tbl>
@@ -1842,29 +1835,29 @@
               <w:pStyle w:val="Compact"/>
             </w:pPr>
             <w:r>
-              <w:t xml:space="preserve">Gün</w:t>
-            </w:r>
-          </w:p>
-        </w:tc>
-        <w:tc>
-          <w:tcPr/>
-          <w:p>
-            <w:pPr>
-              <w:pStyle w:val="Compact"/>
-            </w:pPr>
-            <w:r>
-              <w:t xml:space="preserve">Konu</w:t>
-            </w:r>
-          </w:p>
-        </w:tc>
-        <w:tc>
-          <w:tcPr/>
-          <w:p>
-            <w:pPr>
-              <w:pStyle w:val="Compact"/>
-            </w:pPr>
-            <w:r>
-              <w:t xml:space="preserve">Ne yapılacak?</w:t>
+              <w:t xml:space="preserve">Day</w:t>
+            </w:r>
+          </w:p>
+        </w:tc>
+        <w:tc>
+          <w:tcPr/>
+          <w:p>
+            <w:pPr>
+              <w:pStyle w:val="Compact"/>
+            </w:pPr>
+            <w:r>
+              <w:t xml:space="preserve">Topic</w:t>
+            </w:r>
+          </w:p>
+        </w:tc>
+        <w:tc>
+          <w:tcPr/>
+          <w:p>
+            <w:pPr>
+              <w:pStyle w:val="Compact"/>
+            </w:pPr>
+            <w:r>
+              <w:t xml:space="preserve">What to do</w:t>
             </w:r>
           </w:p>
         </w:tc>
@@ -1888,18 +1881,18 @@
               <w:pStyle w:val="Compact"/>
             </w:pPr>
             <w:r>
-              <w:t xml:space="preserve">1. hafta</w:t>
-            </w:r>
-          </w:p>
-        </w:tc>
-        <w:tc>
-          <w:tcPr/>
-          <w:p>
-            <w:pPr>
-              <w:pStyle w:val="Compact"/>
-            </w:pPr>
-            <w:r>
-              <w:t xml:space="preserve">STRIDE, saldırı ağacı, koruma planı; Demo 1–4’ü yeniden çalıştır; kendini sınama 1–25</w:t>
+              <w:t xml:space="preserve">Week 1</w:t>
+            </w:r>
+          </w:p>
+        </w:tc>
+        <w:tc>
+          <w:tcPr/>
+          <w:p>
+            <w:pPr>
+              <w:pStyle w:val="Compact"/>
+            </w:pPr>
+            <w:r>
+              <w:t xml:space="preserve">STRIDE, attack tree, protection plan; rerun Demos 1–4; self-check 1–25</w:t>
             </w:r>
           </w:p>
         </w:tc>
@@ -1923,18 +1916,18 @@
               <w:pStyle w:val="Compact"/>
             </w:pPr>
             <w:r>
-              <w:t xml:space="preserve">2. hafta</w:t>
-            </w:r>
-          </w:p>
-        </w:tc>
-        <w:tc>
-          <w:tcPr/>
-          <w:p>
-            <w:pPr>
-              <w:pStyle w:val="Compact"/>
-            </w:pPr>
-            <w:r>
-              <w:t xml:space="preserve">Modeller (BLP, Biba, Clark–Wilson), CWE/CVSS; bir CVSS vektörünü kendin puanla</w:t>
+              <w:t xml:space="preserve">Week 2</w:t>
+            </w:r>
+          </w:p>
+        </w:tc>
+        <w:tc>
+          <w:tcPr/>
+          <w:p>
+            <w:pPr>
+              <w:pStyle w:val="Compact"/>
+            </w:pPr>
+            <w:r>
+              <w:t xml:space="preserve">Models (BLP, Biba, Clark–Wilson), CWE/CVSS; score a CVSS vector yourself</w:t>
             </w:r>
           </w:p>
         </w:tc>
@@ -1958,18 +1951,18 @@
               <w:pStyle w:val="Compact"/>
             </w:pPr>
             <w:r>
-              <w:t xml:space="preserve">3. hafta (1)</w:t>
-            </w:r>
-          </w:p>
-        </w:tc>
-        <w:tc>
-          <w:tcPr/>
-          <w:p>
-            <w:pPr>
-              <w:pStyle w:val="Compact"/>
-            </w:pPr>
-            <w:r>
-              <w:t xml:space="preserve">AEAD, nonce, tuz, KDF, rastgele sayılar; Demo 1–5</w:t>
+              <w:t xml:space="preserve">Week 3 (1)</w:t>
+            </w:r>
+          </w:p>
+        </w:tc>
+        <w:tc>
+          <w:tcPr/>
+          <w:p>
+            <w:pPr>
+              <w:pStyle w:val="Compact"/>
+            </w:pPr>
+            <w:r>
+              <w:t xml:space="preserve">AEAD, nonce, salt, KDF, random numbers; Demos 1–5</w:t>
             </w:r>
           </w:p>
         </w:tc>
@@ -1993,18 +1986,18 @@
               <w:pStyle w:val="Compact"/>
             </w:pPr>
             <w:r>
-              <w:t xml:space="preserve">3. hafta (2)</w:t>
-            </w:r>
-          </w:p>
-        </w:tc>
-        <w:tc>
-          <w:tcPr/>
-          <w:p>
-            <w:pPr>
-              <w:pStyle w:val="Compact"/>
-            </w:pPr>
-            <w:r>
-              <w:t xml:space="preserve">Anahtar yönetimi, TLS, sabitleme, maskeleme, kabuklar; Demo 6–9</w:t>
+              <w:t xml:space="preserve">Week 3 (2)</w:t>
+            </w:r>
+          </w:p>
+        </w:tc>
+        <w:tc>
+          <w:tcPr/>
+          <w:p>
+            <w:pPr>
+              <w:pStyle w:val="Compact"/>
+            </w:pPr>
+            <w:r>
+              <w:t xml:space="preserve">Key management, TLS, pinning, masking, shells; Demos 6–9</w:t>
             </w:r>
           </w:p>
         </w:tc>
@@ -2028,18 +2021,18 @@
               <w:pStyle w:val="Compact"/>
             </w:pPr>
             <w:r>
-              <w:t xml:space="preserve">4. hafta</w:t>
-            </w:r>
-          </w:p>
-        </w:tc>
-        <w:tc>
-          <w:tcPr/>
-          <w:p>
-            <w:pPr>
-              <w:pStyle w:val="Compact"/>
-            </w:pPr>
-            <w:r>
-              <w:t xml:space="preserve">CERT çiftleri, biçim dizisi, UAF, UB, korumalar tablosu; Demo 1–7</w:t>
+              <w:t xml:space="preserve">Week 4</w:t>
+            </w:r>
+          </w:p>
+        </w:tc>
+        <w:tc>
+          <w:tcPr/>
+          <w:p>
+            <w:pPr>
+              <w:pStyle w:val="Compact"/>
+            </w:pPr>
+            <w:r>
+              <w:t xml:space="preserve">CERT rule pairs, format string, UAF, UB, protection table; Demos 1–7</w:t>
             </w:r>
           </w:p>
         </w:tc>
@@ -2063,18 +2056,18 @@
               <w:pStyle w:val="Compact"/>
             </w:pPr>
             <w:r>
-              <w:t xml:space="preserve">5–6. haftalar</w:t>
-            </w:r>
-          </w:p>
-        </w:tc>
-        <w:tc>
-          <w:tcPr/>
-          <w:p>
-            <w:pPr>
-              <w:pStyle w:val="Compact"/>
-            </w:pPr>
-            <w:r>
-              <w:t xml:space="preserve">Enjeksiyon, seri durumdan çıkarma, ProGuard, SBOM; RASP mimarisi ve tepki</w:t>
+              <w:t xml:space="preserve">Weeks 5–6</w:t>
+            </w:r>
+          </w:p>
+        </w:tc>
+        <w:tc>
+          <w:tcPr/>
+          <w:p>
+            <w:pPr>
+              <w:pStyle w:val="Compact"/>
+            </w:pPr>
+            <w:r>
+              <w:t xml:space="preserve">Injection, deserialisation, ProGuard, SBOM; RASP architecture and response</w:t>
             </w:r>
           </w:p>
         </w:tc>
@@ -2098,18 +2091,18 @@
               <w:pStyle w:val="Compact"/>
             </w:pPr>
             <w:r>
-              <w:t xml:space="preserve">Tekrar</w:t>
-            </w:r>
-          </w:p>
-        </w:tc>
-        <w:tc>
-          <w:tcPr/>
-          <w:p>
-            <w:pPr>
-              <w:pStyle w:val="Compact"/>
-            </w:pPr>
-            <w:r>
-              <w:t xml:space="preserve">Aşağıdaki örnek soruları süre tutarak çöz; yanlışları ilgili bölümden oku</w:t>
+              <w:t xml:space="preserve">Review</w:t>
+            </w:r>
+          </w:p>
+        </w:tc>
+        <w:tc>
+          <w:tcPr/>
+          <w:p>
+            <w:pPr>
+              <w:pStyle w:val="Compact"/>
+            </w:pPr>
+            <w:r>
+              <w:t xml:space="preserve">Work through the sample questions below against the clock; re-read the relevant section for anything you get wrong</w:t>
             </w:r>
           </w:p>
         </w:tc>
@@ -2124,7 +2117,7 @@
           <wp:inline>
             <wp:extent cx="5759999" cy="2280342"/>
             <wp:effectExtent b="0" l="0" r="0" t="0"/>
-            <wp:docPr descr="Vize notu hesabı" title="" id="29" name="Picture"/>
+            <wp:docPr descr="Midterm grade calculation" title="" id="29" name="Picture"/>
             <a:graphic>
               <a:graphicData uri="http://schemas.openxmlformats.org/drawingml/2006/picture">
                 <pic:pic>
@@ -2170,13 +2163,13 @@
       </w:r>
     </w:p>
     <w:bookmarkEnd w:id="31"/>
-    <w:bookmarkStart w:id="38" w:name="örnek-sorular"/>
+    <w:bookmarkStart w:id="38" w:name="sample-questions"/>
     <w:p>
       <w:pPr>
         <w:pStyle w:val="Heading2"/>
       </w:pPr>
       <w:r>
-        <w:t xml:space="preserve">4. Örnek sorular</w:t>
+        <w:t xml:space="preserve">4. Sample questions</w:t>
       </w:r>
     </w:p>
     <w:p>
@@ -2184,7 +2177,7 @@
         <w:pStyle w:val="FirstParagraph"/>
       </w:pPr>
       <w:r>
-        <w:t xml:space="preserve">Aşağıdaki sorular Quiz-1’in biçimini değil,</w:t>
+        <w:t xml:space="preserve">The questions below are meant to show the</w:t>
       </w:r>
       <w:r>
         <w:t xml:space="preserve"> </w:t>
@@ -2194,13 +2187,13 @@
           <w:b/>
           <w:bCs/>
         </w:rPr>
-        <w:t xml:space="preserve">düşünme türünü</w:t>
-      </w:r>
-      <w:r>
-        <w:t xml:space="preserve"> </w:t>
-      </w:r>
-      <w:r>
-        <w:t xml:space="preserve">göstermek içindir.</w:t>
+        <w:t xml:space="preserve">kind of thinking</w:t>
+      </w:r>
+      <w:r>
+        <w:t xml:space="preserve"> </w:t>
+      </w:r>
+      <w:r>
+        <w:t xml:space="preserve">Quiz-1 requires, not its exact format.</w:t>
       </w:r>
     </w:p>
     <w:p>
@@ -2212,7 +2205,7 @@
           <wp:inline>
             <wp:extent cx="5759999" cy="2748610"/>
             <wp:effectExtent b="0" l="0" r="0" t="0"/>
-            <wp:docPr descr="Çalışma planı" title="" id="33" name="Picture"/>
+            <wp:docPr descr="Study plan" title="" id="33" name="Picture"/>
             <a:graphic>
               <a:graphicData uri="http://schemas.openxmlformats.org/drawingml/2006/picture">
                 <pic:pic>
@@ -2250,13 +2243,13 @@
         </w:drawing>
       </w:r>
     </w:p>
-    <w:bookmarkStart w:id="35" w:name="kavram"/>
+    <w:bookmarkStart w:id="35" w:name="concepts"/>
     <w:p>
       <w:pPr>
         <w:pStyle w:val="Heading3"/>
       </w:pPr>
       <w:r>
-        <w:t xml:space="preserve">Kavram</w:t>
+        <w:t xml:space="preserve">Concepts</w:t>
       </w:r>
     </w:p>
     <w:p>
@@ -2268,7 +2261,7 @@
           <w:b/>
           <w:bCs/>
         </w:rPr>
-        <w:t xml:space="preserve">1. Bir para transferinde alıcı hesap numarasının yolda değiştirilmesi CIA’nın hangi özelliğini bozar? Hangi iki önlem bunu engeller?</w:t>
+        <w:t xml:space="preserve">1. In a money transfer, the recipient’s account number being altered in transit breaks which property of the CIA triad? Which two controls prevent this?</w:t>
       </w:r>
     </w:p>
     <w:p>
@@ -2276,7 +2269,13 @@
         <w:pStyle w:val="BlockText"/>
       </w:pPr>
       <w:r>
-        <w:t xml:space="preserve">Bütünlük. Mesaj kimlik doğrulama kodu (HMAC) ya da dijital imza; aktarımda TLS (doğrulama ve ana makine adı denetimiyle).</w:t>
+        <w:t xml:space="preserve">Integrity. A message authentication code (HMAC) or a digital signature; TLS in transit (with chain validation and</w:t>
+      </w:r>
+      <w:r>
+        <w:t xml:space="preserve"> </w:t>
+      </w:r>
+      <w:r>
+        <w:t xml:space="preserve">hostname verification).</w:t>
       </w:r>
     </w:p>
     <w:p>
@@ -2288,7 +2287,7 @@
           <w:b/>
           <w:bCs/>
         </w:rPr>
-        <w:t xml:space="preserve">2. STRIDE’da bir veri akışına hangi harfler sorulur? Neden</w:t>
+        <w:t xml:space="preserve">2. Which letters of STRIDE apply to a data flow? Why is</w:t>
       </w:r>
       <w:r>
         <w:rPr>
@@ -2316,7 +2315,7 @@
           <w:b/>
           <w:bCs/>
         </w:rPr>
-        <w:t xml:space="preserve">sorulmaz?</w:t>
+        <w:t xml:space="preserve">never asked?</w:t>
       </w:r>
     </w:p>
     <w:p>
@@ -2324,7 +2323,7 @@
         <w:pStyle w:val="BlockText"/>
       </w:pPr>
       <w:r>
-        <w:t xml:space="preserve">T, I, D. Veri akışının bir kimliği yoktur; kimlik taklidi varlıklara ve süreçlere sorulur.</w:t>
+        <w:t xml:space="preserve">T, I, D. A data flow has no identity of its own; spoofing applies to assets and processes.</w:t>
       </w:r>
     </w:p>
     <w:p>
@@ -2336,7 +2335,7 @@
           <w:b/>
           <w:bCs/>
         </w:rPr>
-        <w:t xml:space="preserve">3. Clark–Wilson modelinde IVP’nin rolü nedir? Hatalı bir TP sertifikalanırsa ne olur?</w:t>
+        <w:t xml:space="preserve">3. What is the role of the IVP in the Clark–Wilson model? What happens if a faulty TP gets certified?</w:t>
       </w:r>
     </w:p>
     <w:p>
@@ -2344,13 +2343,13 @@
         <w:pStyle w:val="BlockText"/>
       </w:pPr>
       <w:r>
-        <w:t xml:space="preserve">IVP, verinin tutarlı olduğunu bağımsız olarak doğrular. Hatalı TP sertifikalanırsa zorlama kuralları bunu göremez</w:t>
-      </w:r>
-      <w:r>
-        <w:t xml:space="preserve"> </w:t>
-      </w:r>
-      <w:r>
-        <w:t xml:space="preserve">(işlem yetkili görünür); tutarsızlığı IVP yakalar.</w:t>
+        <w:t xml:space="preserve">The IVP independently verifies that the data is consistent. If a faulty TP is certified, the enforcement rules</w:t>
+      </w:r>
+      <w:r>
+        <w:t xml:space="preserve"> </w:t>
+      </w:r>
+      <w:r>
+        <w:t xml:space="preserve">cannot see it (the transaction looks authorized); the IVP is what catches the inconsistency.</w:t>
       </w:r>
     </w:p>
     <w:p>
@@ -2362,7 +2361,7 @@
           <w:b/>
           <w:bCs/>
         </w:rPr>
-        <w:t xml:space="preserve">4. GCM’de nonce tekrarı neden felakettir?</w:t>
+        <w:t xml:space="preserve">4. Why is nonce reuse catastrophic in GCM?</w:t>
       </w:r>
     </w:p>
     <w:p>
@@ -2370,13 +2369,13 @@
         <w:pStyle w:val="BlockText"/>
       </w:pPr>
       <w:r>
-        <w:t xml:space="preserve">Aynı anahtar ve nonce ile aynı anahtar akışı üretilir; iki şifreli metnin XOR’u iki düz metnin XOR’unu verir, ayrıca</w:t>
-      </w:r>
-      <w:r>
-        <w:t xml:space="preserve"> </w:t>
-      </w:r>
-      <w:r>
-        <w:t xml:space="preserve">kimlik doğrulama anahtarı açığa çıkabilir ve sahte etiket üretilebilir.</w:t>
+        <w:t xml:space="preserve">The same key and nonce produce the same keystream; XOR-ing two ciphertexts yields the XOR of the two plaintexts,</w:t>
+      </w:r>
+      <w:r>
+        <w:t xml:space="preserve"> </w:t>
+      </w:r>
+      <w:r>
+        <w:t xml:space="preserve">and in addition the authentication key can be recovered and forged tags can be produced.</w:t>
       </w:r>
     </w:p>
     <w:p>
@@ -2388,7 +2387,7 @@
           <w:b/>
           <w:bCs/>
         </w:rPr>
-        <w:t xml:space="preserve">5. Parolalar için neden SHA-256 değil de Argon2id kullanılır?</w:t>
+        <w:t xml:space="preserve">5. Why is Argon2id used for passwords instead of SHA-256?</w:t>
       </w:r>
     </w:p>
     <w:p>
@@ -2396,13 +2395,13 @@
         <w:pStyle w:val="BlockText"/>
       </w:pPr>
       <w:r>
-        <w:t xml:space="preserve">SHA-256 hızlıdır; saldırgan saniyede milyarlarca tahmin dener. Argon2id bilerek yavaş ve bellek yoğundur; tuzla</w:t>
-      </w:r>
-      <w:r>
-        <w:t xml:space="preserve"> </w:t>
-      </w:r>
-      <w:r>
-        <w:t xml:space="preserve">birlikte her tahmini pahalı kılar.</w:t>
+        <w:t xml:space="preserve">SHA-256 is fast; an attacker can try billions of guesses per second. Argon2id is deliberately slow and</w:t>
+      </w:r>
+      <w:r>
+        <w:t xml:space="preserve"> </w:t>
+      </w:r>
+      <w:r>
+        <w:t xml:space="preserve">memory-hard; combined with a salt, it makes every guess expensive.</w:t>
       </w:r>
     </w:p>
     <w:p>
@@ -2414,7 +2413,7 @@
           <w:b/>
           <w:bCs/>
         </w:rPr>
-        <w:t xml:space="preserve">6. Yığın kanaryası hangi saldırıyı durdurur, hangisini durdurmaz?</w:t>
+        <w:t xml:space="preserve">6. Which attack does a stack canary stop, and which does it not stop?</w:t>
       </w:r>
     </w:p>
     <w:p>
@@ -2422,13 +2421,13 @@
         <w:pStyle w:val="BlockText"/>
       </w:pPr>
       <w:r>
-        <w:t xml:space="preserve">Dönüş adresine ulaşan ardışık yığın taşmasını (programı sonlandırarak) durdurur. Kanaryadan önceki değişkenlerin</w:t>
-      </w:r>
-      <w:r>
-        <w:t xml:space="preserve"> </w:t>
-      </w:r>
-      <w:r>
-        <w:t xml:space="preserve">bozulmasını, öbek taşmasını ve sızdırılmış kanaryayı durdurmaz.</w:t>
+        <w:t xml:space="preserve">It stops a sequential stack overflow that reaches the return address, by terminating the program. It does not</w:t>
+      </w:r>
+      <w:r>
+        <w:t xml:space="preserve"> </w:t>
+      </w:r>
+      <w:r>
+        <w:t xml:space="preserve">stop corruption of variables that sit before the canary, heap overflows, or a leaked canary value.</w:t>
       </w:r>
     </w:p>
     <w:p>
@@ -2440,7 +2439,7 @@
           <w:b/>
           <w:bCs/>
         </w:rPr>
-        <w:t xml:space="preserve">7. ProGuard’ın dört aşaması nedir? Hangisi dizgeleri gizler?</w:t>
+        <w:t xml:space="preserve">7. What are ProGuard’s four phases? Which one hides strings?</w:t>
       </w:r>
     </w:p>
     <w:p>
@@ -2448,7 +2447,7 @@
         <w:pStyle w:val="BlockText"/>
       </w:pPr>
       <w:r>
-        <w:t xml:space="preserve">Küçültme, iyileştirme, gizleme (ad değiştirme), ön doğrulama. Hiçbiri dizgeleri gizlemez.</w:t>
+        <w:t xml:space="preserve">Shrinking, optimisation, obfuscation (renaming), preverification. None of them hide strings.</w:t>
       </w:r>
     </w:p>
     <w:p>
@@ -2460,7 +2459,7 @@
           <w:b/>
           <w:bCs/>
         </w:rPr>
-        <w:t xml:space="preserve">8. RASP’ta</w:t>
+        <w:t xml:space="preserve">8. In RASP, what does</w:t>
       </w:r>
       <w:r>
         <w:rPr>
@@ -2474,7 +2473,7 @@
           <w:b/>
           <w:bCs/>
         </w:rPr>
-        <w:t xml:space="preserve">‘tepkiyi tetikleyiciden ayırmak’</w:t>
+        <w:t xml:space="preserve">‘separating the response from the trigger’</w:t>
       </w:r>
       <w:r>
         <w:rPr>
@@ -2488,7 +2487,7 @@
           <w:b/>
           <w:bCs/>
         </w:rPr>
-        <w:t xml:space="preserve">ne demektir? Neden gerekir?</w:t>
+        <w:t xml:space="preserve">mean? Why is it needed?</w:t>
       </w:r>
     </w:p>
     <w:p>
@@ -2496,23 +2495,29 @@
         <w:pStyle w:val="BlockText"/>
       </w:pPr>
       <w:r>
-        <w:t xml:space="preserve">Algılama anında hemen çökmek yerine, tepkiyi zaman ve kod olarak uzak bir yerde (ör. sırrı silip decoy döndürerek)</w:t>
-      </w:r>
-      <w:r>
-        <w:t xml:space="preserve"> </w:t>
-      </w:r>
-      <w:r>
-        <w:t xml:space="preserve">vermek. Hemen çökmek, saldırgana hangi denetimin tetiklendiğini gösterir.</w:t>
+        <w:t xml:space="preserve">Instead of crashing immediately at the moment of detection, delivering the response at a point removed in time</w:t>
+      </w:r>
+      <w:r>
+        <w:t xml:space="preserve"> </w:t>
+      </w:r>
+      <w:r>
+        <w:t xml:space="preserve">and in code (e.g., wiping the secret and returning a decoy). Crashing immediately shows the attacker exactly</w:t>
+      </w:r>
+      <w:r>
+        <w:t xml:space="preserve"> </w:t>
+      </w:r>
+      <w:r>
+        <w:t xml:space="preserve">which check was triggered.</w:t>
       </w:r>
     </w:p>
     <w:bookmarkEnd w:id="35"/>
-    <w:bookmarkStart w:id="36" w:name="kod-okuma-hatayı-bulun"/>
+    <w:bookmarkStart w:id="36" w:name="reading-code-find-the-bug"/>
     <w:p>
       <w:pPr>
         <w:pStyle w:val="Heading3"/>
       </w:pPr>
       <w:r>
-        <w:t xml:space="preserve">Kod okuma: hatayı bulun</w:t>
+        <w:t xml:space="preserve">Reading code: find the bug</w:t>
       </w:r>
     </w:p>
     <w:p>
@@ -2524,7 +2529,7 @@
           <w:b/>
           <w:bCs/>
         </w:rPr>
-        <w:t xml:space="preserve">9. Bu kodda hangi hata var, hangi CERT kuralı ihlal ediliyor?</w:t>
+        <w:t xml:space="preserve">9. What is the bug in this code, and which CERT rule does it violate?</w:t>
       </w:r>
     </w:p>
     <w:p>
@@ -2765,7 +2770,7 @@
         <w:pStyle w:val="BlockText"/>
       </w:pPr>
       <w:r>
-        <w:t xml:space="preserve">İki hata:</w:t>
+        <w:t xml:space="preserve">Two bugs:</w:t>
       </w:r>
       <w:r>
         <w:t xml:space="preserve"> </w:t>
@@ -2780,7 +2785,7 @@
         <w:t xml:space="preserve"> </w:t>
       </w:r>
       <w:r>
-        <w:t xml:space="preserve">sınırsız yazar (taşma, STR31-C;</w:t>
+        <w:t xml:space="preserve">writes without a bound (overflow, STR31-C;</w:t>
       </w:r>
       <w:r>
         <w:t xml:space="preserve"> </w:t>
@@ -2795,7 +2800,7 @@
         <w:t xml:space="preserve"> </w:t>
       </w:r>
       <w:r>
-        <w:t xml:space="preserve">kullanılmalı) ve</w:t>
+        <w:t xml:space="preserve">should be used instead), and</w:t>
       </w:r>
       <w:r>
         <w:t xml:space="preserve"> </w:t>
@@ -2807,13 +2812,10 @@
         <w:t xml:space="preserve">syslog</w:t>
       </w:r>
       <w:r>
-        <w:t xml:space="preserve">’a değişken biçim dizgesi</w:t>
-      </w:r>
-      <w:r>
-        <w:t xml:space="preserve"> </w:t>
-      </w:r>
-      <w:r>
-        <w:t xml:space="preserve">verilmiş (biçim dizisi açığı, FIO30-C;</w:t>
+        <w:t xml:space="preserve"> </w:t>
+      </w:r>
+      <w:r>
+        <w:t xml:space="preserve">is given a variable string as its format argument (format string vulnerability, FIO30-C;</w:t>
       </w:r>
       <w:r>
         <w:t xml:space="preserve"> </w:t>
@@ -2825,7 +2827,10 @@
         <w:t xml:space="preserve">syslog(LOG_INFO, "%s", tampon)</w:t>
       </w:r>
       <w:r>
-        <w:t xml:space="preserve">).</w:t>
+        <w:t xml:space="preserve"> </w:t>
+      </w:r>
+      <w:r>
+        <w:t xml:space="preserve">should be used instead).</w:t>
       </w:r>
     </w:p>
     <w:p>
@@ -2837,7 +2842,7 @@
           <w:b/>
           <w:bCs/>
         </w:rPr>
-        <w:t xml:space="preserve">10. Bu kodda ne yanlış?</w:t>
+        <w:t xml:space="preserve">10. What is wrong with this code?</w:t>
       </w:r>
     </w:p>
     <w:p>
@@ -3042,13 +3047,25 @@
         <w:pStyle w:val="BlockText"/>
       </w:pPr>
       <w:r>
+        <w:t xml:space="preserve">Because the array is never read after the</w:t>
+      </w:r>
+      <w:r>
+        <w:t xml:space="preserve"> </w:t>
+      </w:r>
+      <w:r>
         <w:rPr>
           <w:rStyle w:val="VerbatimChar"/>
         </w:rPr>
         <w:t xml:space="preserve">memset</w:t>
       </w:r>
       <w:r>
-        <w:t xml:space="preserve">’ten sonra dizi hiç okunmadığı için derleyici bu satırı kaldırabilir (MSC06-C, CWE-14).</w:t>
+        <w:t xml:space="preserve">, the compiler is allowed to remove that line entirely</w:t>
+      </w:r>
+      <w:r>
+        <w:t xml:space="preserve"> </w:t>
+      </w:r>
+      <w:r>
+        <w:t xml:space="preserve">(MSC06-C, CWE-14).</w:t>
       </w:r>
       <w:r>
         <w:t xml:space="preserve"> </w:t>
@@ -3078,7 +3095,7 @@
         <w:t xml:space="preserve"> </w:t>
       </w:r>
       <w:r>
-        <w:t xml:space="preserve">kullanılmalı.</w:t>
+        <w:t xml:space="preserve">should be used instead.</w:t>
       </w:r>
     </w:p>
     <w:p>
@@ -3090,7 +3107,7 @@
           <w:b/>
           <w:bCs/>
         </w:rPr>
-        <w:t xml:space="preserve">11. Bu kod neden güvensiz, nasıl düzeltilir?</w:t>
+        <w:t xml:space="preserve">11. Why is this code unsafe, and how would you fix it?</w:t>
       </w:r>
     </w:p>
     <w:p>
@@ -3232,7 +3249,7 @@
         <w:pStyle w:val="BlockText"/>
       </w:pPr>
       <w:r>
-        <w:t xml:space="preserve">SQL enjeksiyonu (CWE-89, IDS00-J).</w:t>
+        <w:t xml:space="preserve">SQL injection (CWE-89, IDS00-J). A</w:t>
       </w:r>
       <w:r>
         <w:t xml:space="preserve"> </w:t>
@@ -3247,7 +3264,7 @@
         <w:t xml:space="preserve"> </w:t>
       </w:r>
       <w:r>
-        <w:t xml:space="preserve">ve</w:t>
+        <w:t xml:space="preserve">with a</w:t>
       </w:r>
       <w:r>
         <w:t xml:space="preserve"> </w:t>
@@ -3262,7 +3279,7 @@
         <w:t xml:space="preserve"> </w:t>
       </w:r>
       <w:r>
-        <w:t xml:space="preserve">parametresi kullanılmalı.</w:t>
+        <w:t xml:space="preserve">parameter should be used.</w:t>
       </w:r>
     </w:p>
     <w:p>
@@ -3274,7 +3291,7 @@
           <w:b/>
           <w:bCs/>
         </w:rPr>
-        <w:t xml:space="preserve">12. Bu çözme kodunda hata nerede?</w:t>
+        <w:t xml:space="preserve">12. Where is the bug in this decryption code?</w:t>
       </w:r>
     </w:p>
     <w:p>
@@ -3485,13 +3502,55 @@
         <w:pStyle w:val="BlockText"/>
       </w:pPr>
       <w:r>
-        <w:t xml:space="preserve">Açık metin, etiket doğrulanmadan (Final’dan önce) kullanılıyor ve Final’ın dönüş değeri denetlenmiyor. Önce etiket</w:t>
-      </w:r>
-      <w:r>
-        <w:t xml:space="preserve"> </w:t>
-      </w:r>
-      <w:r>
-        <w:t xml:space="preserve">ayarlanıp Final başarılıysa açık metin kullanılmalı; başarısızsa silinmeli.</w:t>
+        <w:t xml:space="preserve">The plaintext is used before the tag is verified (before</w:t>
+      </w:r>
+      <w:r>
+        <w:t xml:space="preserve"> </w:t>
+      </w:r>
+      <w:r>
+        <w:rPr>
+          <w:rStyle w:val="VerbatimChar"/>
+        </w:rPr>
+        <w:t xml:space="preserve">Final</w:t>
+      </w:r>
+      <w:r>
+        <w:t xml:space="preserve">), and the return value of</w:t>
+      </w:r>
+      <w:r>
+        <w:t xml:space="preserve"> </w:t>
+      </w:r>
+      <w:r>
+        <w:rPr>
+          <w:rStyle w:val="VerbatimChar"/>
+        </w:rPr>
+        <w:t xml:space="preserve">Final</w:t>
+      </w:r>
+      <w:r>
+        <w:t xml:space="preserve"> </w:t>
+      </w:r>
+      <w:r>
+        <w:t xml:space="preserve">is never</w:t>
+      </w:r>
+      <w:r>
+        <w:t xml:space="preserve"> </w:t>
+      </w:r>
+      <w:r>
+        <w:t xml:space="preserve">checked. The tag should be checked first, the plaintext used only if</w:t>
+      </w:r>
+      <w:r>
+        <w:t xml:space="preserve"> </w:t>
+      </w:r>
+      <w:r>
+        <w:rPr>
+          <w:rStyle w:val="VerbatimChar"/>
+        </w:rPr>
+        <w:t xml:space="preserve">Final</w:t>
+      </w:r>
+      <w:r>
+        <w:t xml:space="preserve"> </w:t>
+      </w:r>
+      <w:r>
+        <w:t xml:space="preserve">succeeds, and wiped if it fails.</w:t>
       </w:r>
     </w:p>
     <w:p>
@@ -3503,7 +3562,7 @@
           <w:b/>
           <w:bCs/>
         </w:rPr>
-        <w:t xml:space="preserve">13. Bu yol denetimi neden yetersiz?</w:t>
+        <w:t xml:space="preserve">13. Why is this path check insufficient?</w:t>
       </w:r>
     </w:p>
     <w:p>
@@ -3681,13 +3740,13 @@
         <w:pStyle w:val="BlockText"/>
       </w:pPr>
       <w:r>
-        <w:t xml:space="preserve">Ham dizge denetimi atlatılabilir (mutlak yol, sembolik bağlantı, kodlanmış biçimler). Önce kanonikleştirip</w:t>
-      </w:r>
-      <w:r>
-        <w:t xml:space="preserve"> </w:t>
-      </w:r>
-      <w:r>
-        <w:t xml:space="preserve">(</w:t>
+        <w:t xml:space="preserve">A raw-string check can be bypassed (absolute paths, symbolic links, encoded forms). The path must first be</w:t>
+      </w:r>
+      <w:r>
+        <w:t xml:space="preserve"> </w:t>
+      </w:r>
+      <w:r>
+        <w:t xml:space="preserve">canonicalized (</w:t>
       </w:r>
       <w:r>
         <w:rPr>
@@ -3708,7 +3767,7 @@
         <w:t xml:space="preserve">toRealPath</w:t>
       </w:r>
       <w:r>
-        <w:t xml:space="preserve">) sonra kök içinde olduğu denetlenmelidir (FIO16-J).</w:t>
+        <w:t xml:space="preserve">) and then checked to be inside the root (FIO16-J).</w:t>
       </w:r>
     </w:p>
     <w:p>
@@ -3720,7 +3779,7 @@
           <w:b/>
           <w:bCs/>
         </w:rPr>
-        <w:t xml:space="preserve">14. Bu sabitleme kodunun sorunu nedir?</w:t>
+        <w:t xml:space="preserve">14. What is the problem with this pinning code?</w:t>
       </w:r>
     </w:p>
     <w:p>
@@ -3880,7 +3939,13 @@
         <w:pStyle w:val="BlockText"/>
       </w:pPr>
       <w:r>
-        <w:t xml:space="preserve">Fail-open: anahtar deposu hatası yutulur ve bağlantı kabul edilir. Belirsizlik reddetmeye varmalı (istisna</w:t>
+        <w:t xml:space="preserve">Fail-open: the keystore error is swallowed and the connection is accepted. Uncertainty should lead to rejection</w:t>
+      </w:r>
+      <w:r>
+        <w:t xml:space="preserve"> </w:t>
+      </w:r>
+      <w:r>
+        <w:t xml:space="preserve">(the exception should be rethrown as a</w:t>
       </w:r>
       <w:r>
         <w:t xml:space="preserve"> </w:t>
@@ -3892,20 +3957,17 @@
         <w:t xml:space="preserve">CertificateException</w:t>
       </w:r>
       <w:r>
-        <w:t xml:space="preserve"> </w:t>
-      </w:r>
-      <w:r>
-        <w:t xml:space="preserve">olarak yeniden fırlatılmalı).</w:t>
+        <w:t xml:space="preserve">).</w:t>
       </w:r>
     </w:p>
     <w:bookmarkEnd w:id="36"/>
-    <w:bookmarkStart w:id="37" w:name="senaryo"/>
+    <w:bookmarkStart w:id="37" w:name="scenario"/>
     <w:p>
       <w:pPr>
         <w:pStyle w:val="Heading3"/>
       </w:pPr>
       <w:r>
-        <w:t xml:space="preserve">Senaryo</w:t>
+        <w:t xml:space="preserve">Scenario</w:t>
       </w:r>
     </w:p>
     <w:p>
@@ -3917,7 +3979,7 @@
           <w:b/>
           <w:bCs/>
         </w:rPr>
-        <w:t xml:space="preserve">15. Bir mobil uygulama, bütün kullanıcılarında aynı gömülü AES anahtarını kullanıyor. Hangi riskler var, ne önerirsiniz?</w:t>
+        <w:t xml:space="preserve">15. A mobile application uses the same embedded AES key on every user’s device. What risks does this create, and what do you recommend?</w:t>
       </w:r>
     </w:p>
     <w:p>
@@ -3925,22 +3987,34 @@
         <w:pStyle w:val="BlockText"/>
       </w:pPr>
       <w:r>
-        <w:t xml:space="preserve">Tek bir kopyadan çıkarılan anahtar bütün kullanıcıları etkiler (</w:t>
-      </w:r>
-      <w:r>
-        <w:t xml:space="preserve">“bir örneğin kırılması diğerlerini etkilememeli”</w:t>
-      </w:r>
-      <w:r>
-        <w:t xml:space="preserve"> </w:t>
-      </w:r>
-      <w:r>
-        <w:t xml:space="preserve">ihlali); bayt kodundan/ikiliden okunabilir. Öneri: kullanıcı/cihaz başına sunucuda üretilen ya da türetilen anahtar,</w:t>
-      </w:r>
-      <w:r>
-        <w:t xml:space="preserve"> </w:t>
-      </w:r>
-      <w:r>
-        <w:t xml:space="preserve">cihaz ve sürüm bağlama, zarflama, gerekirse whitebox; anahtar koda gömülmez.</w:t>
+        <w:t xml:space="preserve">A key extracted from a single copy affects every user (a violation of</w:t>
+      </w:r>
+      <w:r>
+        <w:t xml:space="preserve"> </w:t>
+      </w:r>
+      <w:r>
+        <w:t xml:space="preserve">“compromising one instance must not affect</w:t>
+      </w:r>
+      <w:r>
+        <w:t xml:space="preserve"> </w:t>
+      </w:r>
+      <w:r>
+        <w:t xml:space="preserve">the others”</w:t>
+      </w:r>
+      <w:r>
+        <w:t xml:space="preserve">); it can be read out of the bytecode/binary. Recommendation: a key generated or derived on the</w:t>
+      </w:r>
+      <w:r>
+        <w:t xml:space="preserve"> </w:t>
+      </w:r>
+      <w:r>
+        <w:t xml:space="preserve">server per user/device, device and version binding, wrapping, white-box if necessary; the key is never embedded</w:t>
+      </w:r>
+      <w:r>
+        <w:t xml:space="preserve"> </w:t>
+      </w:r>
+      <w:r>
+        <w:t xml:space="preserve">in the code.</w:t>
       </w:r>
     </w:p>
     <w:p>
@@ -3952,7 +4026,7 @@
           <w:b/>
           <w:bCs/>
         </w:rPr>
-        <w:t xml:space="preserve">16. Değerlendirici, uygulamanızın hata ayıklama derlemesinin dağıtıldığını fark etti. Hangi bulgular yazılır?</w:t>
+        <w:t xml:space="preserve">16. The assessor notices that your application’s debug build was shipped. What findings would be written up?</w:t>
       </w:r>
     </w:p>
     <w:p>
@@ -3960,7 +4034,7 @@
         <w:pStyle w:val="BlockText"/>
       </w:pPr>
       <w:r>
-        <w:t xml:space="preserve">Gizleme yok, sembol ve günlük dizgeleri açık,</w:t>
+        <w:t xml:space="preserve">No obfuscation, symbols and log strings exposed, the</w:t>
       </w:r>
       <w:r>
         <w:t xml:space="preserve"> </w:t>
@@ -3975,13 +4049,19 @@
         <w:t xml:space="preserve"> </w:t>
       </w:r>
       <w:r>
-        <w:t xml:space="preserve">bayrağı açık (hata ayıklayıcı bağlanabilir), sanitizer ya</w:t>
-      </w:r>
-      <w:r>
-        <w:t xml:space="preserve"> </w:t>
-      </w:r>
-      <w:r>
-        <w:t xml:space="preserve">da hata ayıklama kodu olabilir. Sürüm derlemesinin korumaları (checksec) ve günlüğün kaldırıldığı doğrulanmalı.</w:t>
+        <w:t xml:space="preserve">flag enabled (a debugger can attach), possibly</w:t>
+      </w:r>
+      <w:r>
+        <w:t xml:space="preserve"> </w:t>
+      </w:r>
+      <w:r>
+        <w:t xml:space="preserve">leftover sanitizer or debug code. The release build’s protections (checksec) and the removal of logging must be</w:t>
+      </w:r>
+      <w:r>
+        <w:t xml:space="preserve"> </w:t>
+      </w:r>
+      <w:r>
+        <w:t xml:space="preserve">verified.</w:t>
       </w:r>
     </w:p>
     <w:p>
@@ -3993,7 +4073,7 @@
           <w:b/>
           <w:bCs/>
         </w:rPr>
-        <w:t xml:space="preserve">17. Bir ödeme uygulamasında kullanıcı</w:t>
+        <w:t xml:space="preserve">17. In a payment application, a user says</w:t>
       </w:r>
       <w:r>
         <w:rPr>
@@ -4007,7 +4087,7 @@
           <w:b/>
           <w:bCs/>
         </w:rPr>
-        <w:t xml:space="preserve">‘bu işlemi ben yapmadım’</w:t>
+        <w:t xml:space="preserve">‘I did not make this transaction.’</w:t>
       </w:r>
       <w:r>
         <w:rPr>
@@ -4021,7 +4101,7 @@
           <w:b/>
           <w:bCs/>
         </w:rPr>
-        <w:t xml:space="preserve">diyor. Hangi STRIDE harfi? Hangi önlemler kanıt sağlar?</w:t>
+        <w:t xml:space="preserve">Which STRIDE letter is this? Which controls provide evidence?</w:t>
       </w:r>
     </w:p>
     <w:p>
@@ -4029,13 +4109,13 @@
         <w:pStyle w:val="BlockText"/>
       </w:pPr>
       <w:r>
-        <w:t xml:space="preserve">R (inkâr). Kurcalamaya dayanıklı denetim kaydı (HMAC zinciri, anahtar evrimi), imzalı işlem kayıtları, sunucuya</w:t>
-      </w:r>
-      <w:r>
-        <w:t xml:space="preserve"> </w:t>
-      </w:r>
-      <w:r>
-        <w:t xml:space="preserve">anında gönderilen kayıtlar, zaman damgası.</w:t>
+        <w:t xml:space="preserve">R (repudiation). A tamper-resistant audit log (HMAC chain, key evolution), signed transaction records, records</w:t>
+      </w:r>
+      <w:r>
+        <w:t xml:space="preserve"> </w:t>
+      </w:r>
+      <w:r>
+        <w:t xml:space="preserve">sent to the server immediately, timestamps.</w:t>
       </w:r>
     </w:p>
     <w:p>
@@ -4047,7 +4127,7 @@
           <w:b/>
           <w:bCs/>
         </w:rPr>
-        <w:t xml:space="preserve">18. Bir arşiv açma fonksiyonu yazıyorsunuz. Hangi hatalara karşı ne yaparsınız?</w:t>
+        <w:t xml:space="preserve">18. You are writing an archive-extraction function. What bugs do you guard against, and how?</w:t>
       </w:r>
     </w:p>
     <w:p>
@@ -4055,10 +4135,7 @@
         <w:pStyle w:val="BlockText"/>
       </w:pPr>
       <w:r>
-        <w:t xml:space="preserve">Zip Slip (dosya adlarında</w:t>
-      </w:r>
-      <w:r>
-        <w:t xml:space="preserve"> </w:t>
+        <w:t xml:space="preserve">Zip Slip (</w:t>
       </w:r>
       <w:r>
         <w:rPr>
@@ -4067,13 +4144,22 @@
         <w:t xml:space="preserve">../</w:t>
       </w:r>
       <w:r>
-        <w:t xml:space="preserve">): her girdinin hedef yolunu kanonikleştirip kök içinde olduğunu denetlemek; boyut ve</w:t>
-      </w:r>
-      <w:r>
-        <w:t xml:space="preserve"> </w:t>
-      </w:r>
-      <w:r>
-        <w:t xml:space="preserve">dosya sayısı sınırları (sıkıştırma bombası); sembolik bağlantıları reddetmek; uzunluk alanlarını doğrulamak ve fuzzing.</w:t>
+        <w:t xml:space="preserve"> </w:t>
+      </w:r>
+      <w:r>
+        <w:t xml:space="preserve">in file names): canonicalize every entry’s target path and check that it stays inside the root;</w:t>
+      </w:r>
+      <w:r>
+        <w:t xml:space="preserve"> </w:t>
+      </w:r>
+      <w:r>
+        <w:t xml:space="preserve">size and file-count limits (decompression bombs); reject symbolic links; validate length fields, and fuzz the</w:t>
+      </w:r>
+      <w:r>
+        <w:t xml:space="preserve"> </w:t>
+      </w:r>
+      <w:r>
+        <w:t xml:space="preserve">function.</w:t>
       </w:r>
     </w:p>
     <w:p>
@@ -4085,7 +4171,7 @@
           <w:b/>
           <w:bCs/>
         </w:rPr>
-        <w:t xml:space="preserve">19. Log4Shell sırasında kurumların en büyük sorunu neydi? Bu hangi uygulamayla önlenirdi?</w:t>
+        <w:t xml:space="preserve">19. What was organisations’ biggest problem during Log4Shell? Which practice would have prevented it?</w:t>
       </w:r>
     </w:p>
     <w:p>
@@ -4093,13 +4179,13 @@
         <w:pStyle w:val="BlockText"/>
       </w:pPr>
       <w:r>
-        <w:t xml:space="preserve">Hangi sistemde hangi Log4j sürümünün (başka kütüphanelere gömülü kopyalar dahil) bulunduğunu bilmemek. Her sürümde</w:t>
-      </w:r>
-      <w:r>
-        <w:t xml:space="preserve"> </w:t>
-      </w:r>
-      <w:r>
-        <w:t xml:space="preserve">üretilen ve sürekli izlenen SBOM (CycloneDX/SPDX) + SCA aracı.</w:t>
+        <w:t xml:space="preserve">Not knowing which version of Log4j (including copies embedded inside other libraries) was present in which</w:t>
+      </w:r>
+      <w:r>
+        <w:t xml:space="preserve"> </w:t>
+      </w:r>
+      <w:r>
+        <w:t xml:space="preserve">system. An SBOM (CycloneDX/SPDX) produced on every release and continuously monitored, plus an SCA tool.</w:t>
       </w:r>
     </w:p>
     <w:p>
@@ -4111,7 +4197,7 @@
           <w:b/>
           <w:bCs/>
         </w:rPr>
-        <w:t xml:space="preserve">20. RASP denetimlerinin tek bir</w:t>
+        <w:t xml:space="preserve">20. Why is evaluating RASP checks with a single</w:t>
       </w:r>
       <w:r>
         <w:rPr>
@@ -4140,7 +4226,7 @@
           <w:b/>
           <w:bCs/>
         </w:rPr>
-        <w:t xml:space="preserve">ile değerlendirilmesi neden zayıftır? Daha güçlü tasarım nedir?</w:t>
+        <w:t xml:space="preserve">weak? What is a stronger design?</w:t>
       </w:r>
     </w:p>
     <w:p>
@@ -4148,31 +4234,37 @@
         <w:pStyle w:val="BlockText"/>
       </w:pPr>
       <w:r>
-        <w:t xml:space="preserve">Tek karşılaştırmayı ters çeviren ya da denetim fonksiyonunu hep</w:t>
-      </w:r>
-      <w:r>
-        <w:t xml:space="preserve"> </w:t>
-      </w:r>
-      <w:r>
-        <w:t xml:space="preserve">“temiz”</w:t>
-      </w:r>
-      <w:r>
-        <w:t xml:space="preserve"> </w:t>
-      </w:r>
-      <w:r>
-        <w:t xml:space="preserve">döndüren saldırgan hepsini atlatır. Denetim</w:t>
-      </w:r>
-      <w:r>
-        <w:t xml:space="preserve"> </w:t>
-      </w:r>
-      <w:r>
-        <w:t xml:space="preserve">sonuçları sonraki hesabın verisine karışmalı (ör. anahtar türetmeye), opak değerlerle taşınmalı, denetimler çok</w:t>
-      </w:r>
-      <w:r>
-        <w:t xml:space="preserve"> </w:t>
-      </w:r>
-      <w:r>
-        <w:t xml:space="preserve">noktalı ve karşılıklı olmalı, tepki gecikmeli verilmeli.</w:t>
+        <w:t xml:space="preserve">An attacker who flips the one comparison, or who makes the check function always return</w:t>
+      </w:r>
+      <w:r>
+        <w:t xml:space="preserve"> </w:t>
+      </w:r>
+      <w:r>
+        <w:t xml:space="preserve">“clean,”</w:t>
+      </w:r>
+      <w:r>
+        <w:t xml:space="preserve"> </w:t>
+      </w:r>
+      <w:r>
+        <w:t xml:space="preserve">bypasses all of</w:t>
+      </w:r>
+      <w:r>
+        <w:t xml:space="preserve"> </w:t>
+      </w:r>
+      <w:r>
+        <w:t xml:space="preserve">it. Check results should feed into the data used by a later computation (e.g., key derivation), be carried as</w:t>
+      </w:r>
+      <w:r>
+        <w:t xml:space="preserve"> </w:t>
+      </w:r>
+      <w:r>
+        <w:t xml:space="preserve">opaque values, checks should be spread across multiple points and cross-check each other, and the response</w:t>
+      </w:r>
+      <w:r>
+        <w:t xml:space="preserve"> </w:t>
+      </w:r>
+      <w:r>
+        <w:t xml:space="preserve">should be delayed.</w:t>
       </w:r>
     </w:p>
     <w:bookmarkEnd w:id="37"/>

--- a/docs/week-8/cen429-week-8-ders-notu.en.docx
+++ b/docs/week-8/cen429-week-8-ders-notu.en.docx
@@ -2,7 +2,7 @@
 <file path=word/document.xml><?xml version="1.0" encoding="utf-8"?>
 <w:document xmlns:w="http://schemas.openxmlformats.org/wordprocessingml/2006/main" xmlns:m="http://schemas.openxmlformats.org/officeDocument/2006/math" xmlns:r="http://schemas.openxmlformats.org/officeDocument/2006/relationships" xmlns:o="urn:schemas-microsoft-com:office:office" xmlns:v="urn:schemas-microsoft-com:vml" xmlns:w10="urn:schemas-microsoft-com:office:word" xmlns:a="http://schemas.openxmlformats.org/drawingml/2006/main" xmlns:pic="http://schemas.openxmlformats.org/drawingml/2006/picture" xmlns:wp="http://schemas.openxmlformats.org/drawingml/2006/wordprocessingDrawing">
   <w:body>
-    <w:bookmarkStart w:id="39" w:name="week-8-midterm-exam-week-quiz-1"/>
+    <w:bookmarkStart w:id="45" w:name="week-8-midterm-exam-week-quiz-1"/>
     <w:p>
       <w:pPr>
         <w:pStyle w:val="Heading1"/>
@@ -293,7 +293,7 @@
         </w:pict>
       </w:r>
     </w:p>
-    <w:bookmarkStart w:id="23" w:name="topic-map-weeks-16"/>
+    <w:bookmarkStart w:id="29" w:name="topic-map-weeks-16"/>
     <w:p>
       <w:pPr>
         <w:pStyle w:val="Heading2"/>
@@ -371,19 +371,28 @@
             <w:pPr>
               <w:pStyle w:val="Compact"/>
             </w:pPr>
-            <w:r>
-              <w:rPr>
-                <w:b/>
-                <w:bCs/>
-              </w:rPr>
-              <w:t xml:space="preserve">1</w:t>
-            </w:r>
-            <w:r>
-              <w:t xml:space="preserve"> </w:t>
-            </w:r>
-            <w:r>
-              <w:t xml:space="preserve">Introduction and protection plan</w:t>
-            </w:r>
+            <w:hyperlink r:id="rId20">
+              <w:r>
+                <w:rPr>
+                  <w:rStyle w:val="Hyperlink"/>
+                  <w:b/>
+                  <w:bCs/>
+                </w:rPr>
+                <w:t xml:space="preserve">1</w:t>
+              </w:r>
+              <w:r>
+                <w:rPr>
+                  <w:rStyle w:val="Hyperlink"/>
+                </w:rPr>
+                <w:t xml:space="preserve"> </w:t>
+              </w:r>
+              <w:r>
+                <w:rPr>
+                  <w:rStyle w:val="Hyperlink"/>
+                </w:rPr>
+                <w:t xml:space="preserve">Introduction and protection plan</w:t>
+              </w:r>
+            </w:hyperlink>
           </w:p>
         </w:tc>
         <w:tc>
@@ -427,19 +436,28 @@
             <w:pPr>
               <w:pStyle w:val="Compact"/>
             </w:pPr>
-            <w:r>
-              <w:rPr>
-                <w:b/>
-                <w:bCs/>
-              </w:rPr>
-              <w:t xml:space="preserve">2</w:t>
-            </w:r>
-            <w:r>
-              <w:t xml:space="preserve"> </w:t>
-            </w:r>
-            <w:r>
-              <w:t xml:space="preserve">Malware and models</w:t>
-            </w:r>
+            <w:hyperlink r:id="rId21">
+              <w:r>
+                <w:rPr>
+                  <w:rStyle w:val="Hyperlink"/>
+                  <w:b/>
+                  <w:bCs/>
+                </w:rPr>
+                <w:t xml:space="preserve">2</w:t>
+              </w:r>
+              <w:r>
+                <w:rPr>
+                  <w:rStyle w:val="Hyperlink"/>
+                </w:rPr>
+                <w:t xml:space="preserve"> </w:t>
+              </w:r>
+              <w:r>
+                <w:rPr>
+                  <w:rStyle w:val="Hyperlink"/>
+                </w:rPr>
+                <w:t xml:space="preserve">Malware and models</w:t>
+              </w:r>
+            </w:hyperlink>
           </w:p>
         </w:tc>
         <w:tc>
@@ -483,19 +501,28 @@
             <w:pPr>
               <w:pStyle w:val="Compact"/>
             </w:pPr>
-            <w:r>
-              <w:rPr>
-                <w:b/>
-                <w:bCs/>
-              </w:rPr>
-              <w:t xml:space="preserve">3</w:t>
-            </w:r>
-            <w:r>
-              <w:t xml:space="preserve"> </w:t>
-            </w:r>
-            <w:r>
-              <w:t xml:space="preserve">Data security</w:t>
-            </w:r>
+            <w:hyperlink r:id="rId22">
+              <w:r>
+                <w:rPr>
+                  <w:rStyle w:val="Hyperlink"/>
+                  <w:b/>
+                  <w:bCs/>
+                </w:rPr>
+                <w:t xml:space="preserve">3</w:t>
+              </w:r>
+              <w:r>
+                <w:rPr>
+                  <w:rStyle w:val="Hyperlink"/>
+                </w:rPr>
+                <w:t xml:space="preserve"> </w:t>
+              </w:r>
+              <w:r>
+                <w:rPr>
+                  <w:rStyle w:val="Hyperlink"/>
+                </w:rPr>
+                <w:t xml:space="preserve">Data security</w:t>
+              </w:r>
+            </w:hyperlink>
           </w:p>
         </w:tc>
         <w:tc>
@@ -539,19 +566,28 @@
             <w:pPr>
               <w:pStyle w:val="Compact"/>
             </w:pPr>
-            <w:r>
-              <w:rPr>
-                <w:b/>
-                <w:bCs/>
-              </w:rPr>
-              <w:t xml:space="preserve">4</w:t>
-            </w:r>
-            <w:r>
-              <w:t xml:space="preserve"> </w:t>
-            </w:r>
-            <w:r>
-              <w:t xml:space="preserve">C/C++ hardening</w:t>
-            </w:r>
+            <w:hyperlink r:id="rId23">
+              <w:r>
+                <w:rPr>
+                  <w:rStyle w:val="Hyperlink"/>
+                  <w:b/>
+                  <w:bCs/>
+                </w:rPr>
+                <w:t xml:space="preserve">4</w:t>
+              </w:r>
+              <w:r>
+                <w:rPr>
+                  <w:rStyle w:val="Hyperlink"/>
+                </w:rPr>
+                <w:t xml:space="preserve"> </w:t>
+              </w:r>
+              <w:r>
+                <w:rPr>
+                  <w:rStyle w:val="Hyperlink"/>
+                </w:rPr>
+                <w:t xml:space="preserve">C/C++ hardening</w:t>
+              </w:r>
+            </w:hyperlink>
           </w:p>
         </w:tc>
         <w:tc>
@@ -595,19 +631,28 @@
             <w:pPr>
               <w:pStyle w:val="Compact"/>
             </w:pPr>
-            <w:r>
-              <w:rPr>
-                <w:b/>
-                <w:bCs/>
-              </w:rPr>
-              <w:t xml:space="preserve">5</w:t>
-            </w:r>
-            <w:r>
-              <w:t xml:space="preserve"> </w:t>
-            </w:r>
-            <w:r>
-              <w:t xml:space="preserve">Java and interpreted languages</w:t>
-            </w:r>
+            <w:hyperlink r:id="rId24">
+              <w:r>
+                <w:rPr>
+                  <w:rStyle w:val="Hyperlink"/>
+                  <w:b/>
+                  <w:bCs/>
+                </w:rPr>
+                <w:t xml:space="preserve">5</w:t>
+              </w:r>
+              <w:r>
+                <w:rPr>
+                  <w:rStyle w:val="Hyperlink"/>
+                </w:rPr>
+                <w:t xml:space="preserve"> </w:t>
+              </w:r>
+              <w:r>
+                <w:rPr>
+                  <w:rStyle w:val="Hyperlink"/>
+                </w:rPr>
+                <w:t xml:space="preserve">Java and interpreted languages</w:t>
+              </w:r>
+            </w:hyperlink>
           </w:p>
         </w:tc>
         <w:tc>
@@ -663,19 +708,28 @@
             <w:pPr>
               <w:pStyle w:val="Compact"/>
             </w:pPr>
-            <w:r>
-              <w:rPr>
-                <w:b/>
-                <w:bCs/>
-              </w:rPr>
-              <w:t xml:space="preserve">6</w:t>
-            </w:r>
-            <w:r>
-              <w:t xml:space="preserve"> </w:t>
-            </w:r>
-            <w:r>
-              <w:t xml:space="preserve">RASP</w:t>
-            </w:r>
+            <w:hyperlink r:id="rId25">
+              <w:r>
+                <w:rPr>
+                  <w:rStyle w:val="Hyperlink"/>
+                  <w:b/>
+                  <w:bCs/>
+                </w:rPr>
+                <w:t xml:space="preserve">6</w:t>
+              </w:r>
+              <w:r>
+                <w:rPr>
+                  <w:rStyle w:val="Hyperlink"/>
+                </w:rPr>
+                <w:t xml:space="preserve"> </w:t>
+              </w:r>
+              <w:r>
+                <w:rPr>
+                  <w:rStyle w:val="Hyperlink"/>
+                </w:rPr>
+                <w:t xml:space="preserve">RASP</w:t>
+              </w:r>
+            </w:hyperlink>
           </w:p>
         </w:tc>
         <w:tc>
@@ -720,20 +774,20 @@
       <w:r>
         <w:drawing>
           <wp:inline>
-            <wp:extent cx="5759999" cy="2888214"/>
+            <wp:extent cx="5759999" cy="3371122"/>
             <wp:effectExtent b="0" l="0" r="0" t="0"/>
-            <wp:docPr descr="Quiz-1 scope" title="" id="21" name="Picture"/>
+            <wp:docPr descr="Quiz-1 scope" title="" id="27" name="Picture"/>
             <a:graphic>
               <a:graphicData uri="http://schemas.openxmlformats.org/drawingml/2006/picture">
                 <pic:pic>
                   <pic:nvPicPr>
-                    <pic:cNvPr descr="h08-01-kapsam.png" id="22" name="Picture"/>
+                    <pic:cNvPr descr="h08-01-kapsam.png" id="28" name="Picture"/>
                     <pic:cNvPicPr>
                       <a:picLocks noChangeArrowheads="1" noChangeAspect="1"/>
                     </pic:cNvPicPr>
                   </pic:nvPicPr>
                   <pic:blipFill>
-                    <a:blip r:embed="rId20"/>
+                    <a:blip r:embed="rId26"/>
                     <a:stretch>
                       <a:fillRect/>
                     </a:stretch>
@@ -741,7 +795,7 @@
                   <pic:spPr bwMode="auto">
                     <a:xfrm>
                       <a:off x="0" y="0"/>
-                      <a:ext cx="5759999" cy="2888214"/>
+                      <a:ext cx="5759999" cy="3371122"/>
                     </a:xfrm>
                     <a:prstGeom prst="rect">
                       <a:avLst/>
@@ -767,8 +821,8 @@
         </w:pict>
       </w:r>
     </w:p>
-    <w:bookmarkEnd w:id="23"/>
-    <w:bookmarkStart w:id="27" w:name="frequently-confused-concepts"/>
+    <w:bookmarkEnd w:id="29"/>
+    <w:bookmarkStart w:id="33" w:name="frequently-confused-concepts"/>
     <w:p>
       <w:pPr>
         <w:pStyle w:val="Heading2"/>
@@ -1755,20 +1809,20 @@
       <w:r>
         <w:drawing>
           <wp:inline>
-            <wp:extent cx="5759999" cy="2283460"/>
+            <wp:extent cx="5759999" cy="1256874"/>
             <wp:effectExtent b="0" l="0" r="0" t="0"/>
-            <wp:docPr descr="Quiz-1 question types" title="" id="25" name="Picture"/>
+            <wp:docPr descr="Quiz-1 question types" title="" id="31" name="Picture"/>
             <a:graphic>
               <a:graphicData uri="http://schemas.openxmlformats.org/drawingml/2006/picture">
                 <pic:pic>
                   <pic:nvPicPr>
-                    <pic:cNvPr descr="h08-02-soru-tipleri.png" id="26" name="Picture"/>
+                    <pic:cNvPr descr="h08-02-soru-tipleri.png" id="32" name="Picture"/>
                     <pic:cNvPicPr>
                       <a:picLocks noChangeArrowheads="1" noChangeAspect="1"/>
                     </pic:cNvPicPr>
                   </pic:nvPicPr>
                   <pic:blipFill>
-                    <a:blip r:embed="rId24"/>
+                    <a:blip r:embed="rId30"/>
                     <a:stretch>
                       <a:fillRect/>
                     </a:stretch>
@@ -1776,7 +1830,7 @@
                   <pic:spPr bwMode="auto">
                     <a:xfrm>
                       <a:off x="0" y="0"/>
-                      <a:ext cx="5759999" cy="2283460"/>
+                      <a:ext cx="5759999" cy="1256874"/>
                     </a:xfrm>
                     <a:prstGeom prst="rect">
                       <a:avLst/>
@@ -1802,8 +1856,8 @@
         </w:pict>
       </w:r>
     </w:p>
-    <w:bookmarkEnd w:id="27"/>
-    <w:bookmarkStart w:id="31" w:name="a-one-week-study-plan"/>
+    <w:bookmarkEnd w:id="33"/>
+    <w:bookmarkStart w:id="37" w:name="a-one-week-study-plan"/>
     <w:p>
       <w:pPr>
         <w:pStyle w:val="Heading2"/>
@@ -1880,9 +1934,14 @@
             <w:pPr>
               <w:pStyle w:val="Compact"/>
             </w:pPr>
-            <w:r>
-              <w:t xml:space="preserve">Week 1</w:t>
-            </w:r>
+            <w:hyperlink r:id="rId20">
+              <w:r>
+                <w:rPr>
+                  <w:rStyle w:val="Hyperlink"/>
+                </w:rPr>
+                <w:t xml:space="preserve">Week 1</w:t>
+              </w:r>
+            </w:hyperlink>
           </w:p>
         </w:tc>
         <w:tc>
@@ -1915,9 +1974,14 @@
             <w:pPr>
               <w:pStyle w:val="Compact"/>
             </w:pPr>
-            <w:r>
-              <w:t xml:space="preserve">Week 2</w:t>
-            </w:r>
+            <w:hyperlink r:id="rId21">
+              <w:r>
+                <w:rPr>
+                  <w:rStyle w:val="Hyperlink"/>
+                </w:rPr>
+                <w:t xml:space="preserve">Week 2</w:t>
+              </w:r>
+            </w:hyperlink>
           </w:p>
         </w:tc>
         <w:tc>
@@ -1950,8 +2014,19 @@
             <w:pPr>
               <w:pStyle w:val="Compact"/>
             </w:pPr>
-            <w:r>
-              <w:t xml:space="preserve">Week 3 (1)</w:t>
+            <w:hyperlink r:id="rId22">
+              <w:r>
+                <w:rPr>
+                  <w:rStyle w:val="Hyperlink"/>
+                </w:rPr>
+                <w:t xml:space="preserve">Week 3</w:t>
+              </w:r>
+            </w:hyperlink>
+            <w:r>
+              <w:t xml:space="preserve"> </w:t>
+            </w:r>
+            <w:r>
+              <w:t xml:space="preserve">(1)</w:t>
             </w:r>
           </w:p>
         </w:tc>
@@ -2020,9 +2095,14 @@
             <w:pPr>
               <w:pStyle w:val="Compact"/>
             </w:pPr>
-            <w:r>
-              <w:t xml:space="preserve">Week 4</w:t>
-            </w:r>
+            <w:hyperlink r:id="rId23">
+              <w:r>
+                <w:rPr>
+                  <w:rStyle w:val="Hyperlink"/>
+                </w:rPr>
+                <w:t xml:space="preserve">Week 4</w:t>
+              </w:r>
+            </w:hyperlink>
           </w:p>
         </w:tc>
         <w:tc>
@@ -2115,20 +2195,20 @@
       <w:r>
         <w:drawing>
           <wp:inline>
-            <wp:extent cx="5759999" cy="2280342"/>
+            <wp:extent cx="5759999" cy="2002833"/>
             <wp:effectExtent b="0" l="0" r="0" t="0"/>
-            <wp:docPr descr="Midterm grade calculation" title="" id="29" name="Picture"/>
+            <wp:docPr descr="Midterm grade calculation" title="" id="35" name="Picture"/>
             <a:graphic>
               <a:graphicData uri="http://schemas.openxmlformats.org/drawingml/2006/picture">
                 <pic:pic>
                   <pic:nvPicPr>
-                    <pic:cNvPr descr="h08-03-vize-hesabi.png" id="30" name="Picture"/>
+                    <pic:cNvPr descr="h08-03-vize-hesabi.png" id="36" name="Picture"/>
                     <pic:cNvPicPr>
                       <a:picLocks noChangeArrowheads="1" noChangeAspect="1"/>
                     </pic:cNvPicPr>
                   </pic:nvPicPr>
                   <pic:blipFill>
-                    <a:blip r:embed="rId28"/>
+                    <a:blip r:embed="rId34"/>
                     <a:stretch>
                       <a:fillRect/>
                     </a:stretch>
@@ -2136,7 +2216,7 @@
                   <pic:spPr bwMode="auto">
                     <a:xfrm>
                       <a:off x="0" y="0"/>
-                      <a:ext cx="5759999" cy="2280342"/>
+                      <a:ext cx="5759999" cy="2002833"/>
                     </a:xfrm>
                     <a:prstGeom prst="rect">
                       <a:avLst/>
@@ -2162,8 +2242,8 @@
         </w:pict>
       </w:r>
     </w:p>
-    <w:bookmarkEnd w:id="31"/>
-    <w:bookmarkStart w:id="38" w:name="sample-questions"/>
+    <w:bookmarkEnd w:id="37"/>
+    <w:bookmarkStart w:id="44" w:name="sample-questions"/>
     <w:p>
       <w:pPr>
         <w:pStyle w:val="Heading2"/>
@@ -2203,20 +2283,20 @@
       <w:r>
         <w:drawing>
           <wp:inline>
-            <wp:extent cx="5759999" cy="2748610"/>
+            <wp:extent cx="5759999" cy="1290842"/>
             <wp:effectExtent b="0" l="0" r="0" t="0"/>
-            <wp:docPr descr="Study plan" title="" id="33" name="Picture"/>
+            <wp:docPr descr="Study plan" title="" id="39" name="Picture"/>
             <a:graphic>
               <a:graphicData uri="http://schemas.openxmlformats.org/drawingml/2006/picture">
                 <pic:pic>
                   <pic:nvPicPr>
-                    <pic:cNvPr descr="h08-04-calisma-plani.png" id="34" name="Picture"/>
+                    <pic:cNvPr descr="h08-04-calisma-plani.png" id="40" name="Picture"/>
                     <pic:cNvPicPr>
                       <a:picLocks noChangeArrowheads="1" noChangeAspect="1"/>
                     </pic:cNvPicPr>
                   </pic:nvPicPr>
                   <pic:blipFill>
-                    <a:blip r:embed="rId32"/>
+                    <a:blip r:embed="rId38"/>
                     <a:stretch>
                       <a:fillRect/>
                     </a:stretch>
@@ -2224,7 +2304,7 @@
                   <pic:spPr bwMode="auto">
                     <a:xfrm>
                       <a:off x="0" y="0"/>
-                      <a:ext cx="5759999" cy="2748610"/>
+                      <a:ext cx="5759999" cy="1290842"/>
                     </a:xfrm>
                     <a:prstGeom prst="rect">
                       <a:avLst/>
@@ -2243,7 +2323,7 @@
         </w:drawing>
       </w:r>
     </w:p>
-    <w:bookmarkStart w:id="35" w:name="concepts"/>
+    <w:bookmarkStart w:id="41" w:name="concepts"/>
     <w:p>
       <w:pPr>
         <w:pStyle w:val="Heading3"/>
@@ -2510,8 +2590,8 @@
         <w:t xml:space="preserve">which check was triggered.</w:t>
       </w:r>
     </w:p>
-    <w:bookmarkEnd w:id="35"/>
-    <w:bookmarkStart w:id="36" w:name="reading-code-find-the-bug"/>
+    <w:bookmarkEnd w:id="41"/>
+    <w:bookmarkStart w:id="42" w:name="reading-code-find-the-bug"/>
     <w:p>
       <w:pPr>
         <w:pStyle w:val="Heading3"/>
@@ -3960,8 +4040,8 @@
         <w:t xml:space="preserve">).</w:t>
       </w:r>
     </w:p>
-    <w:bookmarkEnd w:id="36"/>
-    <w:bookmarkStart w:id="37" w:name="scenario"/>
+    <w:bookmarkEnd w:id="42"/>
+    <w:bookmarkStart w:id="43" w:name="scenario"/>
     <w:p>
       <w:pPr>
         <w:pStyle w:val="Heading3"/>
@@ -4267,9 +4347,9 @@
         <w:t xml:space="preserve">should be delayed.</w:t>
       </w:r>
     </w:p>
-    <w:bookmarkEnd w:id="37"/>
-    <w:bookmarkEnd w:id="38"/>
-    <w:bookmarkEnd w:id="39"/>
+    <w:bookmarkEnd w:id="43"/>
+    <w:bookmarkEnd w:id="44"/>
+    <w:bookmarkEnd w:id="45"/>
     <w:sectPr>
       <w:headerReference r:id="rId9" w:type="default"/>
       <w:footerReference r:id="rId10" w:type="default"/>
